--- a/lessons/8-2/downloads/reveal/teacher/8.2-session-2-prerequisite-practice-b.docx
+++ b/lessons/8-2/downloads/reveal/teacher/8.2-session-2-prerequisite-practice-b.docx
@@ -15,10 +15,28 @@
         <w:rPr>
           <w:rFonts w:ascii="Avenir Next" w:hAnsi="Avenir Next" w:cs="Avenir Next" w:eastAsia="Avenir Next"/>
           <w:color w:val="1A1A1A"/>
+          <w:sz w:val="22"/>
+          <w:szCs w:val="20"/>
+        </w:rPr>
+        <w:t xml:space="preserve">Name</w:t>
+      </w:r>
+      <w:r>
+        <w:rPr>
+          <w:rFonts w:ascii="Avenir Next" w:hAnsi="Avenir Next" w:cs="Avenir Next" w:eastAsia="Avenir Next"/>
+          <w:color w:val="1A1A1A"/>
           <w:sz w:val="20"/>
           <w:szCs w:val="20"/>
         </w:rPr>
-        <w:t xml:space="preserve">Name</w:t>
+        <w:tab/>
+      </w:r>
+      <w:r>
+        <w:rPr>
+          <w:rFonts w:ascii="Avenir Next" w:hAnsi="Avenir Next" w:cs="Avenir Next" w:eastAsia="Avenir Next"/>
+          <w:color w:val="1A1A1A"/>
+          <w:sz w:val="22"/>
+          <w:szCs w:val="20"/>
+        </w:rPr>
+        <w:t xml:space="preserve">   Date</w:t>
       </w:r>
       <w:r>
         <w:rPr>
@@ -33,25 +51,7 @@
         <w:rPr>
           <w:rFonts w:ascii="Avenir Next" w:hAnsi="Avenir Next" w:cs="Avenir Next" w:eastAsia="Avenir Next"/>
           <w:color w:val="1A1A1A"/>
-          <w:sz w:val="20"/>
-          <w:szCs w:val="20"/>
-        </w:rPr>
-        <w:t xml:space="preserve">   Date</w:t>
-      </w:r>
-      <w:r>
-        <w:rPr>
-          <w:rFonts w:ascii="Avenir Next" w:hAnsi="Avenir Next" w:cs="Avenir Next" w:eastAsia="Avenir Next"/>
-          <w:color w:val="1A1A1A"/>
-          <w:sz w:val="20"/>
-          <w:szCs w:val="20"/>
-        </w:rPr>
-        <w:tab/>
-      </w:r>
-      <w:r>
-        <w:rPr>
-          <w:rFonts w:ascii="Avenir Next" w:hAnsi="Avenir Next" w:cs="Avenir Next" w:eastAsia="Avenir Next"/>
-          <w:color w:val="1A1A1A"/>
-          <w:sz w:val="20"/>
+          <w:sz w:val="22"/>
           <w:szCs w:val="20"/>
         </w:rPr>
         <w:t xml:space="preserve">   Period</w:t>
@@ -78,7 +78,7 @@
           <w:caps/>
           <w:color w:val="003A70"/>
           <w:spacing w:val="12"/>
-          <w:sz w:val="19"/>
+          <w:sz w:val="22"/>
           <w:szCs w:val="19"/>
         </w:rPr>
         <w:t xml:space="preserve">Lesson 8-2  ·  Session 2  ·  Prerequisite Practice B  ·  Skill 1 of 2</w:t>
@@ -86,6 +86,7 @@
     </w:p>
     <w:p>
       <w:pPr>
+        <w:pStyle w:val="Heading1"/>
         <w:keepNext/>
         <w:spacing w:before="0" w:after="10" w:line="240" w:lineRule="auto"/>
       </w:pPr>
@@ -111,7 +112,7 @@
         <w:rPr>
           <w:rFonts w:ascii="Avenir Next" w:hAnsi="Avenir Next" w:cs="Avenir Next" w:eastAsia="Avenir Next"/>
           <w:color w:val="5A5F66"/>
-          <w:sz w:val="17"/>
+          <w:sz w:val="22"/>
           <w:szCs w:val="17"/>
         </w:rPr>
         <w:t xml:space="preserve">Builds on Lesson 8-2 Session 1 · 6.EE.B.7</w:t>
@@ -154,6 +155,7 @@
           </w:tcPr>
           <w:p>
             <w:pPr>
+              <w:pStyle w:val="Heading2"/>
               <w:spacing w:before="0" w:after="0" w:line="252" w:lineRule="auto"/>
             </w:pPr>
             <w:r>
@@ -183,7 +185,7 @@
               <w:rPr>
                 <w:rFonts w:ascii="Avenir Next" w:hAnsi="Avenir Next" w:cs="Avenir Next" w:eastAsia="Avenir Next"/>
                 <w:color w:val="1A1A1A"/>
-                <w:sz w:val="20"/>
+                <w:sz w:val="22"/>
                 <w:szCs w:val="20"/>
               </w:rPr>
               <w:t xml:space="preserve">Subtraction equations like </w:t>
@@ -193,7 +195,7 @@
                 <w:rFonts w:ascii="Avenir Next" w:hAnsi="Avenir Next" w:cs="Avenir Next" w:eastAsia="Avenir Next"/>
                 <w:i/>
                 <w:color w:val="1A1A1A"/>
-                <w:sz w:val="20"/>
+                <w:sz w:val="22"/>
                 <w:szCs w:val="20"/>
               </w:rPr>
               <w:t xml:space="preserve">n</w:t>
@@ -202,7 +204,7 @@
               <w:rPr>
                 <w:rFonts w:ascii="Avenir Next" w:hAnsi="Avenir Next" w:cs="Avenir Next" w:eastAsia="Avenir Next"/>
                 <w:color w:val="1A1A1A"/>
-                <w:sz w:val="20"/>
+                <w:sz w:val="22"/>
                 <w:szCs w:val="20"/>
               </w:rPr>
               <w:t xml:space="preserve"> − 35 = 12 use the same steps with the opposite operation.</w:t>
@@ -222,6 +224,7 @@
           </w:tcPr>
           <w:p>
             <w:pPr>
+              <w:pStyle w:val="Heading2"/>
               <w:spacing w:before="0" w:after="0" w:line="252" w:lineRule="auto"/>
             </w:pPr>
             <w:r>
@@ -251,7 +254,7 @@
               <w:rPr>
                 <w:rFonts w:ascii="Avenir Next" w:hAnsi="Avenir Next" w:cs="Avenir Next" w:eastAsia="Avenir Next"/>
                 <w:color w:val="1A1A1A"/>
-                <w:sz w:val="20"/>
+                <w:sz w:val="22"/>
                 <w:szCs w:val="20"/>
               </w:rPr>
               <w:t xml:space="preserve">Solve an addition equation by subtracting, like </w:t>
@@ -261,7 +264,7 @@
                 <w:rFonts w:ascii="Avenir Next" w:hAnsi="Avenir Next" w:cs="Avenir Next" w:eastAsia="Avenir Next"/>
                 <w:i/>
                 <w:color w:val="1A1A1A"/>
-                <w:sz w:val="20"/>
+                <w:sz w:val="22"/>
                 <w:szCs w:val="20"/>
               </w:rPr>
               <w:t xml:space="preserve">x</w:t>
@@ -270,7 +273,7 @@
               <w:rPr>
                 <w:rFonts w:ascii="Avenir Next" w:hAnsi="Avenir Next" w:cs="Avenir Next" w:eastAsia="Avenir Next"/>
                 <w:color w:val="1A1A1A"/>
-                <w:sz w:val="20"/>
+                <w:sz w:val="22"/>
                 <w:szCs w:val="20"/>
               </w:rPr>
               <w:t xml:space="preserve"> + 17 = 45.  </w:t>
@@ -280,7 +283,7 @@
                 <w:rFonts w:ascii="Avenir Next" w:hAnsi="Avenir Next" w:cs="Avenir Next" w:eastAsia="Avenir Next"/>
                 <w:b/>
                 <w:color w:val="1A1A1A"/>
-                <w:sz w:val="20"/>
+                <w:sz w:val="22"/>
                 <w:szCs w:val="20"/>
               </w:rPr>
               <w:t xml:space="preserve">You will use it in Practice Form A, problems 1 and 4.</w:t>
@@ -291,6 +294,7 @@
     </w:tbl>
     <w:p>
       <w:pPr>
+        <w:pStyle w:val="Heading2"/>
         <w:keepNext/>
         <w:pBdr>
           <w:bottom w:val="single" w:sz="8" w:space="3" w:color="003A70"/>
@@ -306,7 +310,7 @@
           <w:b/>
           <w:color w:val="003A70"/>
           <w:spacing w:val="14"/>
-          <w:sz w:val="19"/>
+          <w:sz w:val="22"/>
           <w:szCs w:val="19"/>
         </w:rPr>
         <w:t xml:space="preserve">STEPS TO FOLLOW</w:t>
@@ -325,7 +329,7 @@
           <w:rFonts w:ascii="Avenir Next" w:hAnsi="Avenir Next" w:cs="Avenir Next" w:eastAsia="Avenir Next"/>
           <w:i/>
           <w:color w:val="5A5F66"/>
-          <w:sz w:val="17"/>
+          <w:sz w:val="22"/>
           <w:szCs w:val="17"/>
         </w:rPr>
         <w:t xml:space="preserve">use these same steps on every problem</w:t>
@@ -367,6 +371,7 @@
           </w:tcPr>
           <w:p>
             <w:pPr>
+              <w:pStyle w:val="Heading1"/>
               <w:spacing w:before="0" w:after="0" w:line="240" w:lineRule="auto"/>
               <w:jc w:val="center"/>
             </w:pPr>
@@ -395,7 +400,7 @@
               <w:rPr>
                 <w:rFonts w:ascii="Avenir Next" w:hAnsi="Avenir Next" w:cs="Avenir Next" w:eastAsia="Avenir Next"/>
                 <w:color w:val="1A1A1A"/>
-                <w:sz w:val="21"/>
+                <w:sz w:val="22"/>
                 <w:szCs w:val="21"/>
               </w:rPr>
               <w:t xml:space="preserve">Find the number </w:t>
@@ -405,7 +410,7 @@
                 <w:rFonts w:ascii="Avenir Next" w:hAnsi="Avenir Next" w:cs="Avenir Next" w:eastAsia="Avenir Next"/>
                 <w:b/>
                 <w:color w:val="1A1A1A"/>
-                <w:sz w:val="21"/>
+                <w:sz w:val="22"/>
                 <w:szCs w:val="21"/>
               </w:rPr>
               <w:t xml:space="preserve">added</w:t>
@@ -414,7 +419,7 @@
               <w:rPr>
                 <w:rFonts w:ascii="Avenir Next" w:hAnsi="Avenir Next" w:cs="Avenir Next" w:eastAsia="Avenir Next"/>
                 <w:color w:val="1A1A1A"/>
-                <w:sz w:val="21"/>
+                <w:sz w:val="22"/>
                 <w:szCs w:val="21"/>
               </w:rPr>
               <w:t xml:space="preserve"> to the letter.</w:t>
@@ -433,6 +438,7 @@
           </w:tcPr>
           <w:p>
             <w:pPr>
+              <w:pStyle w:val="Heading1"/>
               <w:spacing w:before="0" w:after="0" w:line="240" w:lineRule="auto"/>
               <w:jc w:val="center"/>
             </w:pPr>
@@ -462,7 +468,7 @@
                 <w:rFonts w:ascii="Avenir Next" w:hAnsi="Avenir Next" w:cs="Avenir Next" w:eastAsia="Avenir Next"/>
                 <w:b/>
                 <w:color w:val="1A1A1A"/>
-                <w:sz w:val="21"/>
+                <w:sz w:val="22"/>
                 <w:szCs w:val="21"/>
               </w:rPr>
               <w:t xml:space="preserve">Subtract</w:t>
@@ -471,7 +477,7 @@
               <w:rPr>
                 <w:rFonts w:ascii="Avenir Next" w:hAnsi="Avenir Next" w:cs="Avenir Next" w:eastAsia="Avenir Next"/>
                 <w:color w:val="1A1A1A"/>
-                <w:sz w:val="21"/>
+                <w:sz w:val="22"/>
                 <w:szCs w:val="21"/>
               </w:rPr>
               <w:t xml:space="preserve"> it from both sides.</w:t>
@@ -490,6 +496,7 @@
           </w:tcPr>
           <w:p>
             <w:pPr>
+              <w:pStyle w:val="Heading1"/>
               <w:spacing w:before="0" w:after="0" w:line="240" w:lineRule="auto"/>
               <w:jc w:val="center"/>
             </w:pPr>
@@ -519,7 +526,7 @@
                 <w:rFonts w:ascii="Avenir Next" w:hAnsi="Avenir Next" w:cs="Avenir Next" w:eastAsia="Avenir Next"/>
                 <w:b/>
                 <w:color w:val="1A1A1A"/>
-                <w:sz w:val="21"/>
+                <w:sz w:val="22"/>
                 <w:szCs w:val="21"/>
               </w:rPr>
               <w:t xml:space="preserve">Check</w:t>
@@ -528,7 +535,7 @@
               <w:rPr>
                 <w:rFonts w:ascii="Avenir Next" w:hAnsi="Avenir Next" w:cs="Avenir Next" w:eastAsia="Avenir Next"/>
                 <w:color w:val="1A1A1A"/>
-                <w:sz w:val="21"/>
+                <w:sz w:val="22"/>
                 <w:szCs w:val="21"/>
               </w:rPr>
               <w:t xml:space="preserve"> by substituting.</w:t>
@@ -539,6 +546,7 @@
     </w:tbl>
     <w:p>
       <w:pPr>
+        <w:pStyle w:val="Heading2"/>
         <w:keepNext/>
         <w:pBdr>
           <w:bottom w:val="single" w:sz="8" w:space="3" w:color="003A70"/>
@@ -554,7 +562,7 @@
           <w:b/>
           <w:color w:val="003A70"/>
           <w:spacing w:val="14"/>
-          <w:sz w:val="19"/>
+          <w:sz w:val="22"/>
           <w:szCs w:val="19"/>
         </w:rPr>
         <w:t xml:space="preserve">WATCH ME</w:t>
@@ -573,7 +581,7 @@
           <w:rFonts w:ascii="Avenir Next" w:hAnsi="Avenir Next" w:cs="Avenir Next" w:eastAsia="Avenir Next"/>
           <w:i/>
           <w:color w:val="5A5F66"/>
-          <w:sz w:val="17"/>
+          <w:sz w:val="22"/>
           <w:szCs w:val="17"/>
         </w:rPr>
         <w:t xml:space="preserve">the steps in action</w:t>
@@ -588,7 +596,7 @@
           <w:rFonts w:ascii="Avenir Next" w:hAnsi="Avenir Next" w:cs="Avenir Next" w:eastAsia="Avenir Next"/>
           <w:b/>
           <w:color w:val="1A1A1A"/>
-          <w:sz w:val="21"/>
+          <w:sz w:val="22"/>
           <w:szCs w:val="21"/>
         </w:rPr>
         <w:t xml:space="preserve">Solve </w:t>
@@ -599,7 +607,7 @@
           <w:b/>
           <w:i/>
           <w:color w:val="1A1A1A"/>
-          <w:sz w:val="21"/>
+          <w:sz w:val="22"/>
           <w:szCs w:val="21"/>
         </w:rPr>
         <w:t xml:space="preserve">x</w:t>
@@ -609,7 +617,7 @@
           <w:rFonts w:ascii="Avenir Next" w:hAnsi="Avenir Next" w:cs="Avenir Next" w:eastAsia="Avenir Next"/>
           <w:b/>
           <w:color w:val="1A1A1A"/>
-          <w:sz w:val="21"/>
+          <w:sz w:val="22"/>
           <w:szCs w:val="21"/>
         </w:rPr>
         <w:t xml:space="preserve"> + 17 = 45.</w:t>
@@ -628,25 +636,25 @@
           <w:rFonts w:ascii="Avenir Next" w:hAnsi="Avenir Next" w:cs="Avenir Next" w:eastAsia="Avenir Next"/>
           <w:b/>
           <w:color w:val="003A70"/>
+          <w:sz w:val="22"/>
+          <w:szCs w:val="19"/>
+        </w:rPr>
+        <w:t xml:space="preserve">Step 1</w:t>
+      </w:r>
+      <w:r>
+        <w:rPr>
+          <w:rFonts w:ascii="Avenir Next" w:hAnsi="Avenir Next" w:cs="Avenir Next" w:eastAsia="Avenir Next"/>
+          <w:color w:val="1A1A1A"/>
           <w:sz w:val="19"/>
           <w:szCs w:val="19"/>
         </w:rPr>
-        <w:t xml:space="preserve">Step 1</w:t>
-      </w:r>
-      <w:r>
-        <w:rPr>
-          <w:rFonts w:ascii="Avenir Next" w:hAnsi="Avenir Next" w:cs="Avenir Next" w:eastAsia="Avenir Next"/>
-          <w:color w:val="1A1A1A"/>
-          <w:sz w:val="19"/>
-          <w:szCs w:val="19"/>
-        </w:rPr>
         <w:tab/>
       </w:r>
       <w:r>
         <w:rPr>
           <w:rFonts w:ascii="Avenir Next" w:hAnsi="Avenir Next" w:cs="Avenir Next" w:eastAsia="Avenir Next"/>
           <w:color w:val="1A1A1A"/>
-          <w:sz w:val="21"/>
+          <w:sz w:val="22"/>
           <w:szCs w:val="21"/>
         </w:rPr>
         <w:t xml:space="preserve">17 is added to </w:t>
@@ -656,7 +664,7 @@
           <w:rFonts w:ascii="Avenir Next" w:hAnsi="Avenir Next" w:cs="Avenir Next" w:eastAsia="Avenir Next"/>
           <w:i/>
           <w:color w:val="1A1A1A"/>
-          <w:sz w:val="21"/>
+          <w:sz w:val="22"/>
           <w:szCs w:val="21"/>
         </w:rPr>
         <w:t xml:space="preserve">x</w:t>
@@ -665,7 +673,7 @@
         <w:rPr>
           <w:rFonts w:ascii="Avenir Next" w:hAnsi="Avenir Next" w:cs="Avenir Next" w:eastAsia="Avenir Next"/>
           <w:color w:val="1A1A1A"/>
-          <w:sz w:val="21"/>
+          <w:sz w:val="22"/>
           <w:szCs w:val="21"/>
         </w:rPr>
         <w:t xml:space="preserve">.</w:t>
@@ -684,18 +692,18 @@
           <w:rFonts w:ascii="Avenir Next" w:hAnsi="Avenir Next" w:cs="Avenir Next" w:eastAsia="Avenir Next"/>
           <w:b/>
           <w:color w:val="003A70"/>
+          <w:sz w:val="22"/>
+          <w:szCs w:val="19"/>
+        </w:rPr>
+        <w:t xml:space="preserve">Step 2</w:t>
+      </w:r>
+      <w:r>
+        <w:rPr>
+          <w:rFonts w:ascii="Avenir Next" w:hAnsi="Avenir Next" w:cs="Avenir Next" w:eastAsia="Avenir Next"/>
+          <w:color w:val="1A1A1A"/>
           <w:sz w:val="19"/>
           <w:szCs w:val="19"/>
         </w:rPr>
-        <w:t xml:space="preserve">Step 2</w:t>
-      </w:r>
-      <w:r>
-        <w:rPr>
-          <w:rFonts w:ascii="Avenir Next" w:hAnsi="Avenir Next" w:cs="Avenir Next" w:eastAsia="Avenir Next"/>
-          <w:color w:val="1A1A1A"/>
-          <w:sz w:val="19"/>
-          <w:szCs w:val="19"/>
-        </w:rPr>
         <w:tab/>
       </w:r>
       <w:r>
@@ -703,7 +711,7 @@
           <w:rFonts w:ascii="Avenir Next" w:hAnsi="Avenir Next" w:cs="Avenir Next" w:eastAsia="Avenir Next"/>
           <w:i/>
           <w:color w:val="1A1A1A"/>
-          <w:sz w:val="21"/>
+          <w:sz w:val="22"/>
           <w:szCs w:val="21"/>
         </w:rPr>
         <w:t xml:space="preserve">x</w:t>
@@ -712,7 +720,7 @@
         <w:rPr>
           <w:rFonts w:ascii="Avenir Next" w:hAnsi="Avenir Next" w:cs="Avenir Next" w:eastAsia="Avenir Next"/>
           <w:color w:val="1A1A1A"/>
-          <w:sz w:val="21"/>
+          <w:sz w:val="22"/>
           <w:szCs w:val="21"/>
         </w:rPr>
         <w:t xml:space="preserve"> = 45 − 17 = 28.</w:t>
@@ -731,25 +739,25 @@
           <w:rFonts w:ascii="Avenir Next" w:hAnsi="Avenir Next" w:cs="Avenir Next" w:eastAsia="Avenir Next"/>
           <w:b/>
           <w:color w:val="003A70"/>
+          <w:sz w:val="22"/>
+          <w:szCs w:val="19"/>
+        </w:rPr>
+        <w:t xml:space="preserve">Step 3</w:t>
+      </w:r>
+      <w:r>
+        <w:rPr>
+          <w:rFonts w:ascii="Avenir Next" w:hAnsi="Avenir Next" w:cs="Avenir Next" w:eastAsia="Avenir Next"/>
+          <w:color w:val="1A1A1A"/>
           <w:sz w:val="19"/>
           <w:szCs w:val="19"/>
         </w:rPr>
-        <w:t xml:space="preserve">Step 3</w:t>
-      </w:r>
-      <w:r>
-        <w:rPr>
-          <w:rFonts w:ascii="Avenir Next" w:hAnsi="Avenir Next" w:cs="Avenir Next" w:eastAsia="Avenir Next"/>
-          <w:color w:val="1A1A1A"/>
-          <w:sz w:val="19"/>
-          <w:szCs w:val="19"/>
-        </w:rPr>
         <w:tab/>
       </w:r>
       <w:r>
         <w:rPr>
           <w:rFonts w:ascii="Avenir Next" w:hAnsi="Avenir Next" w:cs="Avenir Next" w:eastAsia="Avenir Next"/>
           <w:color w:val="1A1A1A"/>
-          <w:sz w:val="21"/>
+          <w:sz w:val="22"/>
           <w:szCs w:val="21"/>
         </w:rPr>
         <w:t xml:space="preserve">28 + 17 = 45. It checks.</w:t>
@@ -768,18 +776,18 @@
           <w:rFonts w:ascii="Avenir Next" w:hAnsi="Avenir Next" w:cs="Avenir Next" w:eastAsia="Avenir Next"/>
           <w:b/>
           <w:color w:val="1A1A1A"/>
+          <w:sz w:val="22"/>
+          <w:szCs w:val="21"/>
+        </w:rPr>
+        <w:t xml:space="preserve">Answer</w:t>
+      </w:r>
+      <w:r>
+        <w:rPr>
+          <w:rFonts w:ascii="Avenir Next" w:hAnsi="Avenir Next" w:cs="Avenir Next" w:eastAsia="Avenir Next"/>
+          <w:color w:val="1A1A1A"/>
           <w:sz w:val="21"/>
           <w:szCs w:val="21"/>
         </w:rPr>
-        <w:t xml:space="preserve">Answer</w:t>
-      </w:r>
-      <w:r>
-        <w:rPr>
-          <w:rFonts w:ascii="Avenir Next" w:hAnsi="Avenir Next" w:cs="Avenir Next" w:eastAsia="Avenir Next"/>
-          <w:color w:val="1A1A1A"/>
-          <w:sz w:val="21"/>
-          <w:szCs w:val="21"/>
-        </w:rPr>
         <w:tab/>
       </w:r>
       <w:r>
@@ -788,7 +796,7 @@
           <w:b/>
           <w:i/>
           <w:color w:val="1A1A1A"/>
-          <w:sz w:val="21"/>
+          <w:sz w:val="22"/>
           <w:szCs w:val="21"/>
         </w:rPr>
         <w:t xml:space="preserve">x</w:t>
@@ -798,7 +806,7 @@
           <w:rFonts w:ascii="Avenir Next" w:hAnsi="Avenir Next" w:cs="Avenir Next" w:eastAsia="Avenir Next"/>
           <w:b/>
           <w:color w:val="1A1A1A"/>
-          <w:sz w:val="21"/>
+          <w:sz w:val="22"/>
           <w:szCs w:val="21"/>
         </w:rPr>
         <w:t xml:space="preserve"> = 28</w:t>
@@ -806,6 +814,7 @@
     </w:p>
     <w:p>
       <w:pPr>
+        <w:pStyle w:val="Heading2"/>
         <w:keepNext/>
         <w:pBdr>
           <w:bottom w:val="single" w:sz="8" w:space="3" w:color="003A70"/>
@@ -821,7 +830,7 @@
           <w:b/>
           <w:color w:val="003A70"/>
           <w:spacing w:val="14"/>
-          <w:sz w:val="19"/>
+          <w:sz w:val="22"/>
           <w:szCs w:val="19"/>
         </w:rPr>
         <w:t xml:space="preserve">TRY IT WITH HELP</w:t>
@@ -840,7 +849,7 @@
           <w:rFonts w:ascii="Avenir Next" w:hAnsi="Avenir Next" w:cs="Avenir Next" w:eastAsia="Avenir Next"/>
           <w:i/>
           <w:color w:val="5A5F66"/>
-          <w:sz w:val="17"/>
+          <w:sz w:val="22"/>
           <w:szCs w:val="17"/>
         </w:rPr>
         <w:t xml:space="preserve">fill in each step</w:t>
@@ -917,18 +926,18 @@
           <w:rFonts w:ascii="Avenir Next" w:hAnsi="Avenir Next" w:cs="Avenir Next" w:eastAsia="Avenir Next"/>
           <w:b/>
           <w:color w:val="003A70"/>
+          <w:sz w:val="22"/>
+          <w:szCs w:val="18"/>
+        </w:rPr>
+        <w:t xml:space="preserve">Step 1</w:t>
+      </w:r>
+      <w:r>
+        <w:rPr>
+          <w:rFonts w:ascii="Avenir Next" w:hAnsi="Avenir Next" w:cs="Avenir Next" w:eastAsia="Avenir Next"/>
+          <w:color w:val="1A1A1A"/>
           <w:sz w:val="18"/>
           <w:szCs w:val="18"/>
         </w:rPr>
-        <w:t xml:space="preserve">Step 1</w:t>
-      </w:r>
-      <w:r>
-        <w:rPr>
-          <w:rFonts w:ascii="Avenir Next" w:hAnsi="Avenir Next" w:cs="Avenir Next" w:eastAsia="Avenir Next"/>
-          <w:color w:val="1A1A1A"/>
-          <w:sz w:val="18"/>
-          <w:szCs w:val="18"/>
-        </w:rPr>
         <w:tab/>
       </w:r>
       <w:r>
@@ -945,7 +954,7 @@
         <w:rPr>
           <w:rFonts w:ascii="Avenir Next" w:hAnsi="Avenir Next" w:cs="Avenir Next" w:eastAsia="Avenir Next"/>
           <w:color w:val="1A1A1A"/>
-          <w:sz w:val="21"/>
+          <w:sz w:val="22"/>
           <w:szCs w:val="21"/>
         </w:rPr>
         <w:t xml:space="preserve"> is added to </w:t>
@@ -955,7 +964,7 @@
           <w:rFonts w:ascii="Avenir Next" w:hAnsi="Avenir Next" w:cs="Avenir Next" w:eastAsia="Avenir Next"/>
           <w:i/>
           <w:color w:val="1A1A1A"/>
-          <w:sz w:val="21"/>
+          <w:sz w:val="22"/>
           <w:szCs w:val="21"/>
         </w:rPr>
         <w:t xml:space="preserve">r</w:t>
@@ -964,7 +973,7 @@
         <w:rPr>
           <w:rFonts w:ascii="Avenir Next" w:hAnsi="Avenir Next" w:cs="Avenir Next" w:eastAsia="Avenir Next"/>
           <w:color w:val="1A1A1A"/>
-          <w:sz w:val="21"/>
+          <w:sz w:val="22"/>
           <w:szCs w:val="21"/>
         </w:rPr>
         <w:t xml:space="preserve">.</w:t>
@@ -984,18 +993,18 @@
           <w:rFonts w:ascii="Avenir Next" w:hAnsi="Avenir Next" w:cs="Avenir Next" w:eastAsia="Avenir Next"/>
           <w:b/>
           <w:color w:val="003A70"/>
+          <w:sz w:val="22"/>
+          <w:szCs w:val="18"/>
+        </w:rPr>
+        <w:t xml:space="preserve">Step 2</w:t>
+      </w:r>
+      <w:r>
+        <w:rPr>
+          <w:rFonts w:ascii="Avenir Next" w:hAnsi="Avenir Next" w:cs="Avenir Next" w:eastAsia="Avenir Next"/>
+          <w:color w:val="1A1A1A"/>
           <w:sz w:val="18"/>
           <w:szCs w:val="18"/>
         </w:rPr>
-        <w:t xml:space="preserve">Step 2</w:t>
-      </w:r>
-      <w:r>
-        <w:rPr>
-          <w:rFonts w:ascii="Avenir Next" w:hAnsi="Avenir Next" w:cs="Avenir Next" w:eastAsia="Avenir Next"/>
-          <w:color w:val="1A1A1A"/>
-          <w:sz w:val="18"/>
-          <w:szCs w:val="18"/>
-        </w:rPr>
         <w:tab/>
       </w:r>
       <w:r>
@@ -1003,7 +1012,7 @@
           <w:rFonts w:ascii="Avenir Next" w:hAnsi="Avenir Next" w:cs="Avenir Next" w:eastAsia="Avenir Next"/>
           <w:i/>
           <w:color w:val="1A1A1A"/>
-          <w:sz w:val="21"/>
+          <w:sz w:val="22"/>
           <w:szCs w:val="21"/>
         </w:rPr>
         <w:t xml:space="preserve">r</w:t>
@@ -1012,7 +1021,7 @@
         <w:rPr>
           <w:rFonts w:ascii="Avenir Next" w:hAnsi="Avenir Next" w:cs="Avenir Next" w:eastAsia="Avenir Next"/>
           <w:color w:val="1A1A1A"/>
-          <w:sz w:val="21"/>
+          <w:sz w:val="22"/>
           <w:szCs w:val="21"/>
         </w:rPr>
         <w:t xml:space="preserve"> = 56 − 19 = </w:t>
@@ -1042,35 +1051,35 @@
           <w:rFonts w:ascii="Avenir Next" w:hAnsi="Avenir Next" w:cs="Avenir Next" w:eastAsia="Avenir Next"/>
           <w:b/>
           <w:color w:val="003A70"/>
+          <w:sz w:val="22"/>
+          <w:szCs w:val="18"/>
+        </w:rPr>
+        <w:t xml:space="preserve">Step 3</w:t>
+      </w:r>
+      <w:r>
+        <w:rPr>
+          <w:rFonts w:ascii="Avenir Next" w:hAnsi="Avenir Next" w:cs="Avenir Next" w:eastAsia="Avenir Next"/>
+          <w:color w:val="1A1A1A"/>
           <w:sz w:val="18"/>
           <w:szCs w:val="18"/>
         </w:rPr>
-        <w:t xml:space="preserve">Step 3</w:t>
-      </w:r>
-      <w:r>
-        <w:rPr>
-          <w:rFonts w:ascii="Avenir Next" w:hAnsi="Avenir Next" w:cs="Avenir Next" w:eastAsia="Avenir Next"/>
-          <w:color w:val="1A1A1A"/>
-          <w:sz w:val="18"/>
-          <w:szCs w:val="18"/>
-        </w:rPr>
         <w:tab/>
       </w:r>
       <w:r>
         <w:rPr>
           <w:rFonts w:ascii="Avenir Next" w:hAnsi="Avenir Next" w:cs="Avenir Next" w:eastAsia="Avenir Next"/>
           <w:color w:val="1A1A1A"/>
+          <w:sz w:val="22"/>
+          <w:szCs w:val="21"/>
+        </w:rPr>
+        <w:t xml:space="preserve">37 + 19 = </w:t>
+      </w:r>
+      <w:r>
+        <w:rPr>
+          <w:rFonts w:ascii="Avenir Next" w:hAnsi="Avenir Next" w:cs="Avenir Next" w:eastAsia="Avenir Next"/>
+          <w:color w:val="1A1A1A"/>
           <w:sz w:val="21"/>
           <w:szCs w:val="21"/>
-        </w:rPr>
-        <w:t xml:space="preserve">37 + 19 = </w:t>
-      </w:r>
-      <w:r>
-        <w:rPr>
-          <w:rFonts w:ascii="Avenir Next" w:hAnsi="Avenir Next" w:cs="Avenir Next" w:eastAsia="Avenir Next"/>
-          <w:color w:val="1A1A1A"/>
-          <w:sz w:val="21"/>
-          <w:szCs w:val="21"/>
           <w:u w:val="single"/>
         </w:rPr>
         <w:t xml:space="preserve">                </w:t>
@@ -1079,7 +1088,7 @@
         <w:rPr>
           <w:rFonts w:ascii="Avenir Next" w:hAnsi="Avenir Next" w:cs="Avenir Next" w:eastAsia="Avenir Next"/>
           <w:color w:val="1A1A1A"/>
-          <w:sz w:val="21"/>
+          <w:sz w:val="22"/>
           <w:szCs w:val="21"/>
         </w:rPr>
         <w:t xml:space="preserve">. It checks.</w:t>
@@ -1161,18 +1170,18 @@
           <w:rFonts w:ascii="Avenir Next" w:hAnsi="Avenir Next" w:cs="Avenir Next" w:eastAsia="Avenir Next"/>
           <w:b/>
           <w:color w:val="003A70"/>
+          <w:sz w:val="22"/>
+          <w:szCs w:val="18"/>
+        </w:rPr>
+        <w:t xml:space="preserve">Step 1</w:t>
+      </w:r>
+      <w:r>
+        <w:rPr>
+          <w:rFonts w:ascii="Avenir Next" w:hAnsi="Avenir Next" w:cs="Avenir Next" w:eastAsia="Avenir Next"/>
+          <w:color w:val="1A1A1A"/>
           <w:sz w:val="18"/>
           <w:szCs w:val="18"/>
         </w:rPr>
-        <w:t xml:space="preserve">Step 1</w:t>
-      </w:r>
-      <w:r>
-        <w:rPr>
-          <w:rFonts w:ascii="Avenir Next" w:hAnsi="Avenir Next" w:cs="Avenir Next" w:eastAsia="Avenir Next"/>
-          <w:color w:val="1A1A1A"/>
-          <w:sz w:val="18"/>
-          <w:szCs w:val="18"/>
-        </w:rPr>
         <w:tab/>
       </w:r>
       <w:r>
@@ -1189,7 +1198,7 @@
         <w:rPr>
           <w:rFonts w:ascii="Avenir Next" w:hAnsi="Avenir Next" w:cs="Avenir Next" w:eastAsia="Avenir Next"/>
           <w:color w:val="1A1A1A"/>
-          <w:sz w:val="21"/>
+          <w:sz w:val="22"/>
           <w:szCs w:val="21"/>
         </w:rPr>
         <w:t xml:space="preserve"> is added to </w:t>
@@ -1199,7 +1208,7 @@
           <w:rFonts w:ascii="Avenir Next" w:hAnsi="Avenir Next" w:cs="Avenir Next" w:eastAsia="Avenir Next"/>
           <w:i/>
           <w:color w:val="1A1A1A"/>
-          <w:sz w:val="21"/>
+          <w:sz w:val="22"/>
           <w:szCs w:val="21"/>
         </w:rPr>
         <w:t xml:space="preserve">y</w:t>
@@ -1208,7 +1217,7 @@
         <w:rPr>
           <w:rFonts w:ascii="Avenir Next" w:hAnsi="Avenir Next" w:cs="Avenir Next" w:eastAsia="Avenir Next"/>
           <w:color w:val="1A1A1A"/>
-          <w:sz w:val="21"/>
+          <w:sz w:val="22"/>
           <w:szCs w:val="21"/>
         </w:rPr>
         <w:t xml:space="preserve">.</w:t>
@@ -1228,18 +1237,18 @@
           <w:rFonts w:ascii="Avenir Next" w:hAnsi="Avenir Next" w:cs="Avenir Next" w:eastAsia="Avenir Next"/>
           <w:b/>
           <w:color w:val="003A70"/>
+          <w:sz w:val="22"/>
+          <w:szCs w:val="18"/>
+        </w:rPr>
+        <w:t xml:space="preserve">Step 2</w:t>
+      </w:r>
+      <w:r>
+        <w:rPr>
+          <w:rFonts w:ascii="Avenir Next" w:hAnsi="Avenir Next" w:cs="Avenir Next" w:eastAsia="Avenir Next"/>
+          <w:color w:val="1A1A1A"/>
           <w:sz w:val="18"/>
           <w:szCs w:val="18"/>
         </w:rPr>
-        <w:t xml:space="preserve">Step 2</w:t>
-      </w:r>
-      <w:r>
-        <w:rPr>
-          <w:rFonts w:ascii="Avenir Next" w:hAnsi="Avenir Next" w:cs="Avenir Next" w:eastAsia="Avenir Next"/>
-          <w:color w:val="1A1A1A"/>
-          <w:sz w:val="18"/>
-          <w:szCs w:val="18"/>
-        </w:rPr>
         <w:tab/>
       </w:r>
       <w:r>
@@ -1247,7 +1256,7 @@
           <w:rFonts w:ascii="Avenir Next" w:hAnsi="Avenir Next" w:cs="Avenir Next" w:eastAsia="Avenir Next"/>
           <w:i/>
           <w:color w:val="1A1A1A"/>
-          <w:sz w:val="21"/>
+          <w:sz w:val="22"/>
           <w:szCs w:val="21"/>
         </w:rPr>
         <w:t xml:space="preserve">y</w:t>
@@ -1256,7 +1265,7 @@
         <w:rPr>
           <w:rFonts w:ascii="Avenir Next" w:hAnsi="Avenir Next" w:cs="Avenir Next" w:eastAsia="Avenir Next"/>
           <w:color w:val="1A1A1A"/>
-          <w:sz w:val="21"/>
+          <w:sz w:val="22"/>
           <w:szCs w:val="21"/>
         </w:rPr>
         <w:t xml:space="preserve"> = 21 − 8.5 = </w:t>
@@ -1286,35 +1295,35 @@
           <w:rFonts w:ascii="Avenir Next" w:hAnsi="Avenir Next" w:cs="Avenir Next" w:eastAsia="Avenir Next"/>
           <w:b/>
           <w:color w:val="003A70"/>
+          <w:sz w:val="22"/>
+          <w:szCs w:val="18"/>
+        </w:rPr>
+        <w:t xml:space="preserve">Step 3</w:t>
+      </w:r>
+      <w:r>
+        <w:rPr>
+          <w:rFonts w:ascii="Avenir Next" w:hAnsi="Avenir Next" w:cs="Avenir Next" w:eastAsia="Avenir Next"/>
+          <w:color w:val="1A1A1A"/>
           <w:sz w:val="18"/>
           <w:szCs w:val="18"/>
         </w:rPr>
-        <w:t xml:space="preserve">Step 3</w:t>
-      </w:r>
-      <w:r>
-        <w:rPr>
-          <w:rFonts w:ascii="Avenir Next" w:hAnsi="Avenir Next" w:cs="Avenir Next" w:eastAsia="Avenir Next"/>
-          <w:color w:val="1A1A1A"/>
-          <w:sz w:val="18"/>
-          <w:szCs w:val="18"/>
-        </w:rPr>
         <w:tab/>
       </w:r>
       <w:r>
         <w:rPr>
           <w:rFonts w:ascii="Avenir Next" w:hAnsi="Avenir Next" w:cs="Avenir Next" w:eastAsia="Avenir Next"/>
           <w:color w:val="1A1A1A"/>
+          <w:sz w:val="22"/>
+          <w:szCs w:val="21"/>
+        </w:rPr>
+        <w:t xml:space="preserve">12.5 + 8.5 = </w:t>
+      </w:r>
+      <w:r>
+        <w:rPr>
+          <w:rFonts w:ascii="Avenir Next" w:hAnsi="Avenir Next" w:cs="Avenir Next" w:eastAsia="Avenir Next"/>
+          <w:color w:val="1A1A1A"/>
           <w:sz w:val="21"/>
           <w:szCs w:val="21"/>
-        </w:rPr>
-        <w:t xml:space="preserve">12.5 + 8.5 = </w:t>
-      </w:r>
-      <w:r>
-        <w:rPr>
-          <w:rFonts w:ascii="Avenir Next" w:hAnsi="Avenir Next" w:cs="Avenir Next" w:eastAsia="Avenir Next"/>
-          <w:color w:val="1A1A1A"/>
-          <w:sz w:val="21"/>
-          <w:szCs w:val="21"/>
           <w:u w:val="single"/>
         </w:rPr>
         <w:t xml:space="preserve">                </w:t>
@@ -1323,7 +1332,7 @@
         <w:rPr>
           <w:rFonts w:ascii="Avenir Next" w:hAnsi="Avenir Next" w:cs="Avenir Next" w:eastAsia="Avenir Next"/>
           <w:color w:val="1A1A1A"/>
-          <w:sz w:val="21"/>
+          <w:sz w:val="22"/>
           <w:szCs w:val="21"/>
         </w:rPr>
         <w:t xml:space="preserve">. It checks.</w:t>
@@ -1336,6 +1345,7 @@
     </w:p>
     <w:p>
       <w:pPr>
+        <w:pStyle w:val="Heading2"/>
         <w:keepNext/>
         <w:pBdr>
           <w:bottom w:val="single" w:sz="8" w:space="3" w:color="003A70"/>
@@ -1351,7 +1361,7 @@
           <w:b/>
           <w:color w:val="003A70"/>
           <w:spacing w:val="14"/>
-          <w:sz w:val="19"/>
+          <w:sz w:val="22"/>
           <w:szCs w:val="19"/>
         </w:rPr>
         <w:t xml:space="preserve">YOUR TURN</w:t>
@@ -1370,7 +1380,7 @@
           <w:rFonts w:ascii="Avenir Next" w:hAnsi="Avenir Next" w:cs="Avenir Next" w:eastAsia="Avenir Next"/>
           <w:i/>
           <w:color w:val="5A5F66"/>
-          <w:sz w:val="17"/>
+          <w:sz w:val="22"/>
           <w:szCs w:val="17"/>
         </w:rPr>
         <w:t xml:space="preserve">use the steps on your own</w:t>
@@ -1552,7 +1562,7 @@
                       <w:szCs w:val="22"/>
                       <w:u w:val="single"/>
                     </w:rPr>
-                    <w:t xml:space="preserve">      </w:t>
+                    <w:t xml:space="preserve">          </w:t>
                   </w:r>
                 </w:p>
               </w:tc>
@@ -1624,7 +1634,7 @@
                       <w:szCs w:val="22"/>
                       <w:u w:val="single"/>
                     </w:rPr>
-                    <w:t xml:space="preserve">      </w:t>
+                    <w:t xml:space="preserve">          </w:t>
                   </w:r>
                 </w:p>
               </w:tc>
@@ -1705,7 +1715,7 @@
                       <w:szCs w:val="22"/>
                       <w:u w:val="single"/>
                     </w:rPr>
-                    <w:t xml:space="preserve">      </w:t>
+                    <w:t xml:space="preserve">          </w:t>
                   </w:r>
                 </w:p>
               </w:tc>
@@ -1783,7 +1793,7 @@
                       <w:szCs w:val="22"/>
                       <w:u w:val="single"/>
                     </w:rPr>
-                    <w:t xml:space="preserve">      </w:t>
+                    <w:t xml:space="preserve">          </w:t>
                   </w:r>
                 </w:p>
               </w:tc>
@@ -1855,7 +1865,7 @@
                       <w:szCs w:val="22"/>
                       <w:u w:val="single"/>
                     </w:rPr>
-                    <w:t xml:space="preserve">      </w:t>
+                    <w:t xml:space="preserve">          </w:t>
                   </w:r>
                 </w:p>
               </w:tc>
@@ -1927,7 +1937,7 @@
                       <w:szCs w:val="22"/>
                       <w:u w:val="single"/>
                     </w:rPr>
-                    <w:t xml:space="preserve">      </w:t>
+                    <w:t xml:space="preserve">          </w:t>
                   </w:r>
                 </w:p>
               </w:tc>
@@ -1950,7 +1960,7 @@
       <w:pPr>
         <w:pageBreakBefore/>
         <w:keepNext/>
-        <w:spacing w:before="0" w:after="12" w:line="264" w:lineRule="auto"/>
+        <w:spacing w:before="0" w:after="12" w:line="252" w:lineRule="auto"/>
       </w:pPr>
       <w:r>
         <w:rPr>
@@ -1959,7 +1969,7 @@
           <w:caps/>
           <w:color w:val="003A70"/>
           <w:spacing w:val="12"/>
-          <w:sz w:val="19"/>
+          <w:sz w:val="22"/>
           <w:szCs w:val="19"/>
         </w:rPr>
         <w:t xml:space="preserve">Lesson 8-2  ·  Session 2  ·  Prerequisite Practice B  ·  Skill 2 of 2</w:t>
@@ -1967,6 +1977,7 @@
     </w:p>
     <w:p>
       <w:pPr>
+        <w:pStyle w:val="Heading1"/>
         <w:keepNext/>
         <w:spacing w:before="0" w:after="10" w:line="240" w:lineRule="auto"/>
       </w:pPr>
@@ -1986,13 +1997,13 @@
         <w:pBdr>
           <w:bottom w:val="single" w:sz="4" w:space="5" w:color="C9CDD2"/>
         </w:pBdr>
-        <w:spacing w:before="0" w:after="60" w:line="264" w:lineRule="auto"/>
+        <w:spacing w:before="0" w:after="60" w:line="252" w:lineRule="auto"/>
       </w:pPr>
       <w:r>
         <w:rPr>
           <w:rFonts w:ascii="Avenir Next" w:hAnsi="Avenir Next" w:cs="Avenir Next" w:eastAsia="Avenir Next"/>
           <w:color w:val="5A5F66"/>
-          <w:sz w:val="17"/>
+          <w:sz w:val="22"/>
           <w:szCs w:val="17"/>
         </w:rPr>
         <w:t xml:space="preserve">Builds on Lesson 8-1 Session 2 · 6.EE.B.6</w:t>
@@ -2035,7 +2046,8 @@
           </w:tcPr>
           <w:p>
             <w:pPr>
-              <w:spacing w:before="0" w:after="0" w:line="252" w:lineRule="auto"/>
+              <w:pStyle w:val="Heading2"/>
+              <w:spacing w:before="0" w:after="0" w:line="246" w:lineRule="auto"/>
             </w:pPr>
             <w:r>
               <w:rPr>
@@ -2058,13 +2070,13 @@
           </w:tcPr>
           <w:p>
             <w:pPr>
-              <w:spacing w:before="0" w:after="0" w:line="264" w:lineRule="auto"/>
+              <w:spacing w:before="0" w:after="0" w:line="252" w:lineRule="auto"/>
             </w:pPr>
             <w:r>
               <w:rPr>
                 <w:rFonts w:ascii="Avenir Next" w:hAnsi="Avenir Next" w:cs="Avenir Next" w:eastAsia="Avenir Next"/>
                 <w:color w:val="1A1A1A"/>
-                <w:sz w:val="20"/>
+                <w:sz w:val="22"/>
                 <w:szCs w:val="20"/>
               </w:rPr>
               <w:t xml:space="preserve">A shelf held </w:t>
@@ -2074,7 +2086,7 @@
                 <w:rFonts w:ascii="Avenir Next" w:hAnsi="Avenir Next" w:cs="Avenir Next" w:eastAsia="Avenir Next"/>
                 <w:i/>
                 <w:color w:val="1A1A1A"/>
-                <w:sz w:val="20"/>
+                <w:sz w:val="22"/>
                 <w:szCs w:val="20"/>
               </w:rPr>
               <w:t xml:space="preserve">b</w:t>
@@ -2083,7 +2095,7 @@
               <w:rPr>
                 <w:rFonts w:ascii="Avenir Next" w:hAnsi="Avenir Next" w:cs="Avenir Next" w:eastAsia="Avenir Next"/>
                 <w:color w:val="1A1A1A"/>
-                <w:sz w:val="20"/>
+                <w:sz w:val="22"/>
                 <w:szCs w:val="20"/>
               </w:rPr>
               <w:t xml:space="preserve"> books. 38 were checked out and 54 remained: </w:t>
@@ -2093,7 +2105,7 @@
                 <w:rFonts w:ascii="Avenir Next" w:hAnsi="Avenir Next" w:cs="Avenir Next" w:eastAsia="Avenir Next"/>
                 <w:i/>
                 <w:color w:val="1A1A1A"/>
-                <w:sz w:val="20"/>
+                <w:sz w:val="22"/>
                 <w:szCs w:val="20"/>
               </w:rPr>
               <w:t xml:space="preserve">b</w:t>
@@ -2102,7 +2114,7 @@
               <w:rPr>
                 <w:rFonts w:ascii="Avenir Next" w:hAnsi="Avenir Next" w:cs="Avenir Next" w:eastAsia="Avenir Next"/>
                 <w:color w:val="1A1A1A"/>
-                <w:sz w:val="20"/>
+                <w:sz w:val="22"/>
                 <w:szCs w:val="20"/>
               </w:rPr>
               <w:t xml:space="preserve"> − 38 = 54.</w:t>
@@ -2122,7 +2134,8 @@
           </w:tcPr>
           <w:p>
             <w:pPr>
-              <w:spacing w:before="0" w:after="0" w:line="252" w:lineRule="auto"/>
+              <w:pStyle w:val="Heading2"/>
+              <w:spacing w:before="0" w:after="0" w:line="246" w:lineRule="auto"/>
             </w:pPr>
             <w:r>
               <w:rPr>
@@ -2145,13 +2158,13 @@
           </w:tcPr>
           <w:p>
             <w:pPr>
-              <w:spacing w:before="0" w:after="0" w:line="264" w:lineRule="auto"/>
+              <w:spacing w:before="0" w:after="0" w:line="252" w:lineRule="auto"/>
             </w:pPr>
             <w:r>
               <w:rPr>
                 <w:rFonts w:ascii="Avenir Next" w:hAnsi="Avenir Next" w:cs="Avenir Next" w:eastAsia="Avenir Next"/>
                 <w:color w:val="1A1A1A"/>
-                <w:sz w:val="20"/>
+                <w:sz w:val="22"/>
                 <w:szCs w:val="20"/>
               </w:rPr>
               <w:t xml:space="preserve">Write start − amount taken away = amount left.  </w:t>
@@ -2161,7 +2174,7 @@
                 <w:rFonts w:ascii="Avenir Next" w:hAnsi="Avenir Next" w:cs="Avenir Next" w:eastAsia="Avenir Next"/>
                 <w:b/>
                 <w:color w:val="1A1A1A"/>
-                <w:sz w:val="20"/>
+                <w:sz w:val="22"/>
                 <w:szCs w:val="20"/>
               </w:rPr>
               <w:t xml:space="preserve">You will use it in Practice Form A, problems 3 and 7.</w:t>
@@ -2172,6 +2185,7 @@
     </w:tbl>
     <w:p>
       <w:pPr>
+        <w:pStyle w:val="Heading2"/>
         <w:keepNext/>
         <w:pBdr>
           <w:bottom w:val="single" w:sz="8" w:space="3" w:color="003A70"/>
@@ -2187,7 +2201,7 @@
           <w:b/>
           <w:color w:val="003A70"/>
           <w:spacing w:val="14"/>
-          <w:sz w:val="19"/>
+          <w:sz w:val="22"/>
           <w:szCs w:val="19"/>
         </w:rPr>
         <w:t xml:space="preserve">STEPS TO FOLLOW</w:t>
@@ -2206,7 +2220,7 @@
           <w:rFonts w:ascii="Avenir Next" w:hAnsi="Avenir Next" w:cs="Avenir Next" w:eastAsia="Avenir Next"/>
           <w:i/>
           <w:color w:val="5A5F66"/>
-          <w:sz w:val="17"/>
+          <w:sz w:val="22"/>
           <w:szCs w:val="17"/>
         </w:rPr>
         <w:t xml:space="preserve">use these same steps on every problem</w:t>
@@ -2248,6 +2262,7 @@
           </w:tcPr>
           <w:p>
             <w:pPr>
+              <w:pStyle w:val="Heading1"/>
               <w:spacing w:before="0" w:after="0" w:line="240" w:lineRule="auto"/>
               <w:jc w:val="center"/>
             </w:pPr>
@@ -2270,13 +2285,13 @@
           </w:tcPr>
           <w:p>
             <w:pPr>
-              <w:spacing w:before="0" w:after="0" w:line="264" w:lineRule="auto"/>
+              <w:spacing w:before="0" w:after="0" w:line="252" w:lineRule="auto"/>
             </w:pPr>
             <w:r>
               <w:rPr>
                 <w:rFonts w:ascii="Avenir Next" w:hAnsi="Avenir Next" w:cs="Avenir Next" w:eastAsia="Avenir Next"/>
                 <w:color w:val="1A1A1A"/>
-                <w:sz w:val="21"/>
+                <w:sz w:val="22"/>
                 <w:szCs w:val="21"/>
               </w:rPr>
               <w:t xml:space="preserve">Use a </w:t>
@@ -2286,7 +2301,7 @@
                 <w:rFonts w:ascii="Avenir Next" w:hAnsi="Avenir Next" w:cs="Avenir Next" w:eastAsia="Avenir Next"/>
                 <w:b/>
                 <w:color w:val="1A1A1A"/>
-                <w:sz w:val="21"/>
+                <w:sz w:val="22"/>
                 <w:szCs w:val="21"/>
               </w:rPr>
               <w:t xml:space="preserve">letter</w:t>
@@ -2295,7 +2310,7 @@
               <w:rPr>
                 <w:rFonts w:ascii="Avenir Next" w:hAnsi="Avenir Next" w:cs="Avenir Next" w:eastAsia="Avenir Next"/>
                 <w:color w:val="1A1A1A"/>
-                <w:sz w:val="21"/>
+                <w:sz w:val="22"/>
                 <w:szCs w:val="21"/>
               </w:rPr>
               <w:t xml:space="preserve"> for the start amount.</w:t>
@@ -2314,6 +2329,7 @@
           </w:tcPr>
           <w:p>
             <w:pPr>
+              <w:pStyle w:val="Heading1"/>
               <w:spacing w:before="0" w:after="0" w:line="240" w:lineRule="auto"/>
               <w:jc w:val="center"/>
             </w:pPr>
@@ -2336,14 +2352,14 @@
           </w:tcPr>
           <w:p>
             <w:pPr>
-              <w:spacing w:before="0" w:after="0" w:line="264" w:lineRule="auto"/>
+              <w:spacing w:before="0" w:after="0" w:line="252" w:lineRule="auto"/>
             </w:pPr>
             <w:r>
               <w:rPr>
                 <w:rFonts w:ascii="Avenir Next" w:hAnsi="Avenir Next" w:cs="Avenir Next" w:eastAsia="Avenir Next"/>
                 <w:b/>
                 <w:color w:val="1A1A1A"/>
-                <w:sz w:val="21"/>
+                <w:sz w:val="22"/>
                 <w:szCs w:val="21"/>
               </w:rPr>
               <w:t xml:space="preserve">Subtract</w:t>
@@ -2352,7 +2368,7 @@
               <w:rPr>
                 <w:rFonts w:ascii="Avenir Next" w:hAnsi="Avenir Next" w:cs="Avenir Next" w:eastAsia="Avenir Next"/>
                 <w:color w:val="1A1A1A"/>
-                <w:sz w:val="21"/>
+                <w:sz w:val="22"/>
                 <w:szCs w:val="21"/>
               </w:rPr>
               <w:t xml:space="preserve"> the amount taken away.</w:t>
@@ -2371,6 +2387,7 @@
           </w:tcPr>
           <w:p>
             <w:pPr>
+              <w:pStyle w:val="Heading1"/>
               <w:spacing w:before="0" w:after="0" w:line="240" w:lineRule="auto"/>
               <w:jc w:val="center"/>
             </w:pPr>
@@ -2393,13 +2410,13 @@
           </w:tcPr>
           <w:p>
             <w:pPr>
-              <w:spacing w:before="0" w:after="0" w:line="264" w:lineRule="auto"/>
+              <w:spacing w:before="0" w:after="0" w:line="252" w:lineRule="auto"/>
             </w:pPr>
             <w:r>
               <w:rPr>
                 <w:rFonts w:ascii="Avenir Next" w:hAnsi="Avenir Next" w:cs="Avenir Next" w:eastAsia="Avenir Next"/>
                 <w:color w:val="1A1A1A"/>
-                <w:sz w:val="21"/>
+                <w:sz w:val="22"/>
                 <w:szCs w:val="21"/>
               </w:rPr>
               <w:t xml:space="preserve">Set it </w:t>
@@ -2409,7 +2426,7 @@
                 <w:rFonts w:ascii="Avenir Next" w:hAnsi="Avenir Next" w:cs="Avenir Next" w:eastAsia="Avenir Next"/>
                 <w:b/>
                 <w:color w:val="1A1A1A"/>
-                <w:sz w:val="21"/>
+                <w:sz w:val="22"/>
                 <w:szCs w:val="21"/>
               </w:rPr>
               <w:t xml:space="preserve">equal</w:t>
@@ -2418,7 +2435,7 @@
               <w:rPr>
                 <w:rFonts w:ascii="Avenir Next" w:hAnsi="Avenir Next" w:cs="Avenir Next" w:eastAsia="Avenir Next"/>
                 <w:color w:val="1A1A1A"/>
-                <w:sz w:val="21"/>
+                <w:sz w:val="22"/>
                 <w:szCs w:val="21"/>
               </w:rPr>
               <w:t xml:space="preserve"> to the amount left.</w:t>
@@ -2429,6 +2446,7 @@
     </w:tbl>
     <w:p>
       <w:pPr>
+        <w:pStyle w:val="Heading2"/>
         <w:keepNext/>
         <w:pBdr>
           <w:bottom w:val="single" w:sz="8" w:space="3" w:color="003A70"/>
@@ -2444,7 +2462,7 @@
           <w:b/>
           <w:color w:val="003A70"/>
           <w:spacing w:val="14"/>
-          <w:sz w:val="19"/>
+          <w:sz w:val="22"/>
           <w:szCs w:val="19"/>
         </w:rPr>
         <w:t xml:space="preserve">WATCH ME</w:t>
@@ -2463,7 +2481,7 @@
           <w:rFonts w:ascii="Avenir Next" w:hAnsi="Avenir Next" w:cs="Avenir Next" w:eastAsia="Avenir Next"/>
           <w:i/>
           <w:color w:val="5A5F66"/>
-          <w:sz w:val="17"/>
+          <w:sz w:val="22"/>
           <w:szCs w:val="17"/>
         </w:rPr>
         <w:t xml:space="preserve">the steps in action</w:t>
@@ -2471,14 +2489,14 @@
     </w:p>
     <w:p>
       <w:pPr>
-        <w:spacing w:before="0" w:after="40" w:line="264" w:lineRule="auto"/>
-      </w:pPr>
-      <w:r>
-        <w:rPr>
-          <w:rFonts w:ascii="Avenir Next" w:hAnsi="Avenir Next" w:cs="Avenir Next" w:eastAsia="Avenir Next"/>
-          <w:b/>
-          <w:color w:val="1A1A1A"/>
-          <w:sz w:val="21"/>
+        <w:spacing w:before="0" w:after="40" w:line="252" w:lineRule="auto"/>
+      </w:pPr>
+      <w:r>
+        <w:rPr>
+          <w:rFonts w:ascii="Avenir Next" w:hAnsi="Avenir Next" w:cs="Avenir Next" w:eastAsia="Avenir Next"/>
+          <w:b/>
+          <w:color w:val="1A1A1A"/>
+          <w:sz w:val="22"/>
           <w:szCs w:val="21"/>
         </w:rPr>
         <w:t xml:space="preserve">A jar had </w:t>
@@ -2489,7 +2507,7 @@
           <w:b/>
           <w:i/>
           <w:color w:val="1A1A1A"/>
-          <w:sz w:val="21"/>
+          <w:sz w:val="22"/>
           <w:szCs w:val="21"/>
         </w:rPr>
         <w:t xml:space="preserve">j</w:t>
@@ -2499,7 +2517,7 @@
           <w:rFonts w:ascii="Avenir Next" w:hAnsi="Avenir Next" w:cs="Avenir Next" w:eastAsia="Avenir Next"/>
           <w:b/>
           <w:color w:val="1A1A1A"/>
-          <w:sz w:val="21"/>
+          <w:sz w:val="22"/>
           <w:szCs w:val="21"/>
         </w:rPr>
         <w:t xml:space="preserve"> cookies. 12 were eaten. 30 are left.</w:t>
@@ -2510,7 +2528,7 @@
         <w:tabs>
           <w:tab w:val="left" w:pos="950"/>
         </w:tabs>
-        <w:spacing w:before="0" w:after="24" w:line="256" w:lineRule="auto"/>
+        <w:spacing w:before="0" w:after="24" w:line="248" w:lineRule="auto"/>
         <w:ind w:left="950" w:hanging="950"/>
       </w:pPr>
       <w:r>
@@ -2518,25 +2536,25 @@
           <w:rFonts w:ascii="Avenir Next" w:hAnsi="Avenir Next" w:cs="Avenir Next" w:eastAsia="Avenir Next"/>
           <w:b/>
           <w:color w:val="003A70"/>
+          <w:sz w:val="22"/>
+          <w:szCs w:val="19"/>
+        </w:rPr>
+        <w:t xml:space="preserve">Step 1</w:t>
+      </w:r>
+      <w:r>
+        <w:rPr>
+          <w:rFonts w:ascii="Avenir Next" w:hAnsi="Avenir Next" w:cs="Avenir Next" w:eastAsia="Avenir Next"/>
+          <w:color w:val="1A1A1A"/>
           <w:sz w:val="19"/>
           <w:szCs w:val="19"/>
         </w:rPr>
-        <w:t xml:space="preserve">Step 1</w:t>
-      </w:r>
-      <w:r>
-        <w:rPr>
-          <w:rFonts w:ascii="Avenir Next" w:hAnsi="Avenir Next" w:cs="Avenir Next" w:eastAsia="Avenir Next"/>
-          <w:color w:val="1A1A1A"/>
-          <w:sz w:val="19"/>
-          <w:szCs w:val="19"/>
-        </w:rPr>
         <w:tab/>
       </w:r>
       <w:r>
         <w:rPr>
           <w:rFonts w:ascii="Avenir Next" w:hAnsi="Avenir Next" w:cs="Avenir Next" w:eastAsia="Avenir Next"/>
           <w:color w:val="1A1A1A"/>
-          <w:sz w:val="21"/>
+          <w:sz w:val="22"/>
           <w:szCs w:val="21"/>
         </w:rPr>
         <w:t xml:space="preserve">The start is </w:t>
@@ -2546,7 +2564,7 @@
           <w:rFonts w:ascii="Avenir Next" w:hAnsi="Avenir Next" w:cs="Avenir Next" w:eastAsia="Avenir Next"/>
           <w:i/>
           <w:color w:val="1A1A1A"/>
-          <w:sz w:val="21"/>
+          <w:sz w:val="22"/>
           <w:szCs w:val="21"/>
         </w:rPr>
         <w:t xml:space="preserve">j</w:t>
@@ -2555,7 +2573,7 @@
         <w:rPr>
           <w:rFonts w:ascii="Avenir Next" w:hAnsi="Avenir Next" w:cs="Avenir Next" w:eastAsia="Avenir Next"/>
           <w:color w:val="1A1A1A"/>
-          <w:sz w:val="21"/>
+          <w:sz w:val="22"/>
           <w:szCs w:val="21"/>
         </w:rPr>
         <w:t xml:space="preserve">.</w:t>
@@ -2566,7 +2584,7 @@
         <w:tabs>
           <w:tab w:val="left" w:pos="950"/>
         </w:tabs>
-        <w:spacing w:before="0" w:after="24" w:line="256" w:lineRule="auto"/>
+        <w:spacing w:before="0" w:after="24" w:line="248" w:lineRule="auto"/>
         <w:ind w:left="950" w:hanging="950"/>
       </w:pPr>
       <w:r>
@@ -2574,18 +2592,18 @@
           <w:rFonts w:ascii="Avenir Next" w:hAnsi="Avenir Next" w:cs="Avenir Next" w:eastAsia="Avenir Next"/>
           <w:b/>
           <w:color w:val="003A70"/>
+          <w:sz w:val="22"/>
+          <w:szCs w:val="19"/>
+        </w:rPr>
+        <w:t xml:space="preserve">Step 2</w:t>
+      </w:r>
+      <w:r>
+        <w:rPr>
+          <w:rFonts w:ascii="Avenir Next" w:hAnsi="Avenir Next" w:cs="Avenir Next" w:eastAsia="Avenir Next"/>
+          <w:color w:val="1A1A1A"/>
           <w:sz w:val="19"/>
           <w:szCs w:val="19"/>
         </w:rPr>
-        <w:t xml:space="preserve">Step 2</w:t>
-      </w:r>
-      <w:r>
-        <w:rPr>
-          <w:rFonts w:ascii="Avenir Next" w:hAnsi="Avenir Next" w:cs="Avenir Next" w:eastAsia="Avenir Next"/>
-          <w:color w:val="1A1A1A"/>
-          <w:sz w:val="19"/>
-          <w:szCs w:val="19"/>
-        </w:rPr>
         <w:tab/>
       </w:r>
       <w:r>
@@ -2593,7 +2611,7 @@
           <w:rFonts w:ascii="Avenir Next" w:hAnsi="Avenir Next" w:cs="Avenir Next" w:eastAsia="Avenir Next"/>
           <w:i/>
           <w:color w:val="1A1A1A"/>
-          <w:sz w:val="21"/>
+          <w:sz w:val="22"/>
           <w:szCs w:val="21"/>
         </w:rPr>
         <w:t xml:space="preserve">j</w:t>
@@ -2602,7 +2620,7 @@
         <w:rPr>
           <w:rFonts w:ascii="Avenir Next" w:hAnsi="Avenir Next" w:cs="Avenir Next" w:eastAsia="Avenir Next"/>
           <w:color w:val="1A1A1A"/>
-          <w:sz w:val="21"/>
+          <w:sz w:val="22"/>
           <w:szCs w:val="21"/>
         </w:rPr>
         <w:t xml:space="preserve"> − 12.</w:t>
@@ -2613,7 +2631,7 @@
         <w:tabs>
           <w:tab w:val="left" w:pos="950"/>
         </w:tabs>
-        <w:spacing w:before="0" w:after="24" w:line="256" w:lineRule="auto"/>
+        <w:spacing w:before="0" w:after="24" w:line="248" w:lineRule="auto"/>
         <w:ind w:left="950" w:hanging="950"/>
       </w:pPr>
       <w:r>
@@ -2621,18 +2639,18 @@
           <w:rFonts w:ascii="Avenir Next" w:hAnsi="Avenir Next" w:cs="Avenir Next" w:eastAsia="Avenir Next"/>
           <w:b/>
           <w:color w:val="003A70"/>
+          <w:sz w:val="22"/>
+          <w:szCs w:val="19"/>
+        </w:rPr>
+        <w:t xml:space="preserve">Step 3</w:t>
+      </w:r>
+      <w:r>
+        <w:rPr>
+          <w:rFonts w:ascii="Avenir Next" w:hAnsi="Avenir Next" w:cs="Avenir Next" w:eastAsia="Avenir Next"/>
+          <w:color w:val="1A1A1A"/>
           <w:sz w:val="19"/>
           <w:szCs w:val="19"/>
         </w:rPr>
-        <w:t xml:space="preserve">Step 3</w:t>
-      </w:r>
-      <w:r>
-        <w:rPr>
-          <w:rFonts w:ascii="Avenir Next" w:hAnsi="Avenir Next" w:cs="Avenir Next" w:eastAsia="Avenir Next"/>
-          <w:color w:val="1A1A1A"/>
-          <w:sz w:val="19"/>
-          <w:szCs w:val="19"/>
-        </w:rPr>
         <w:tab/>
       </w:r>
       <w:r>
@@ -2640,7 +2658,7 @@
           <w:rFonts w:ascii="Avenir Next" w:hAnsi="Avenir Next" w:cs="Avenir Next" w:eastAsia="Avenir Next"/>
           <w:i/>
           <w:color w:val="1A1A1A"/>
-          <w:sz w:val="21"/>
+          <w:sz w:val="22"/>
           <w:szCs w:val="21"/>
         </w:rPr>
         <w:t xml:space="preserve">j</w:t>
@@ -2649,7 +2667,7 @@
         <w:rPr>
           <w:rFonts w:ascii="Avenir Next" w:hAnsi="Avenir Next" w:cs="Avenir Next" w:eastAsia="Avenir Next"/>
           <w:color w:val="1A1A1A"/>
-          <w:sz w:val="21"/>
+          <w:sz w:val="22"/>
           <w:szCs w:val="21"/>
         </w:rPr>
         <w:t xml:space="preserve"> − 12 = 30.</w:t>
@@ -2660,7 +2678,7 @@
         <w:tabs>
           <w:tab w:val="left" w:pos="950"/>
         </w:tabs>
-        <w:spacing w:before="20" w:after="0" w:line="256" w:lineRule="auto"/>
+        <w:spacing w:before="20" w:after="0" w:line="248" w:lineRule="auto"/>
         <w:ind w:left="950" w:hanging="950"/>
       </w:pPr>
       <w:r>
@@ -2668,18 +2686,18 @@
           <w:rFonts w:ascii="Avenir Next" w:hAnsi="Avenir Next" w:cs="Avenir Next" w:eastAsia="Avenir Next"/>
           <w:b/>
           <w:color w:val="1A1A1A"/>
+          <w:sz w:val="22"/>
+          <w:szCs w:val="21"/>
+        </w:rPr>
+        <w:t xml:space="preserve">Answer</w:t>
+      </w:r>
+      <w:r>
+        <w:rPr>
+          <w:rFonts w:ascii="Avenir Next" w:hAnsi="Avenir Next" w:cs="Avenir Next" w:eastAsia="Avenir Next"/>
+          <w:color w:val="1A1A1A"/>
           <w:sz w:val="21"/>
           <w:szCs w:val="21"/>
         </w:rPr>
-        <w:t xml:space="preserve">Answer</w:t>
-      </w:r>
-      <w:r>
-        <w:rPr>
-          <w:rFonts w:ascii="Avenir Next" w:hAnsi="Avenir Next" w:cs="Avenir Next" w:eastAsia="Avenir Next"/>
-          <w:color w:val="1A1A1A"/>
-          <w:sz w:val="21"/>
-          <w:szCs w:val="21"/>
-        </w:rPr>
         <w:tab/>
       </w:r>
       <w:r>
@@ -2688,7 +2706,7 @@
           <w:b/>
           <w:i/>
           <w:color w:val="1A1A1A"/>
-          <w:sz w:val="21"/>
+          <w:sz w:val="22"/>
           <w:szCs w:val="21"/>
         </w:rPr>
         <w:t xml:space="preserve">j</w:t>
@@ -2698,7 +2716,7 @@
           <w:rFonts w:ascii="Avenir Next" w:hAnsi="Avenir Next" w:cs="Avenir Next" w:eastAsia="Avenir Next"/>
           <w:b/>
           <w:color w:val="1A1A1A"/>
-          <w:sz w:val="21"/>
+          <w:sz w:val="22"/>
           <w:szCs w:val="21"/>
         </w:rPr>
         <w:t xml:space="preserve"> − 12 = 30</w:t>
@@ -2706,6 +2724,7 @@
     </w:p>
     <w:p>
       <w:pPr>
+        <w:pStyle w:val="Heading2"/>
         <w:keepNext/>
         <w:pBdr>
           <w:bottom w:val="single" w:sz="8" w:space="3" w:color="003A70"/>
@@ -2721,7 +2740,7 @@
           <w:b/>
           <w:color w:val="003A70"/>
           <w:spacing w:val="14"/>
-          <w:sz w:val="19"/>
+          <w:sz w:val="22"/>
           <w:szCs w:val="19"/>
         </w:rPr>
         <w:t xml:space="preserve">TRY IT WITH HELP</w:t>
@@ -2740,7 +2759,7 @@
           <w:rFonts w:ascii="Avenir Next" w:hAnsi="Avenir Next" w:cs="Avenir Next" w:eastAsia="Avenir Next"/>
           <w:i/>
           <w:color w:val="5A5F66"/>
-          <w:sz w:val="17"/>
+          <w:sz w:val="22"/>
           <w:szCs w:val="17"/>
         </w:rPr>
         <w:t xml:space="preserve">fill in each step</w:t>
@@ -2752,7 +2771,7 @@
         <w:tabs>
           <w:tab w:val="left" w:pos="432"/>
         </w:tabs>
-        <w:spacing w:before="90" w:after="40" w:line="268" w:lineRule="auto"/>
+        <w:spacing w:before="90" w:after="40" w:line="254" w:lineRule="auto"/>
         <w:ind w:left="432" w:hanging="432"/>
       </w:pPr>
       <w:r>
@@ -2809,7 +2828,7 @@
         <w:tabs>
           <w:tab w:val="left" w:pos="1300"/>
         </w:tabs>
-        <w:spacing w:before="0" w:after="24" w:line="272" w:lineRule="auto"/>
+        <w:spacing w:before="0" w:after="24" w:line="256" w:lineRule="auto"/>
         <w:ind w:left="1300" w:hanging="868"/>
       </w:pPr>
       <w:r>
@@ -2817,35 +2836,35 @@
           <w:rFonts w:ascii="Avenir Next" w:hAnsi="Avenir Next" w:cs="Avenir Next" w:eastAsia="Avenir Next"/>
           <w:b/>
           <w:color w:val="003A70"/>
+          <w:sz w:val="22"/>
+          <w:szCs w:val="18"/>
+        </w:rPr>
+        <w:t xml:space="preserve">Step 1</w:t>
+      </w:r>
+      <w:r>
+        <w:rPr>
+          <w:rFonts w:ascii="Avenir Next" w:hAnsi="Avenir Next" w:cs="Avenir Next" w:eastAsia="Avenir Next"/>
+          <w:color w:val="1A1A1A"/>
           <w:sz w:val="18"/>
           <w:szCs w:val="18"/>
         </w:rPr>
-        <w:t xml:space="preserve">Step 1</w:t>
-      </w:r>
-      <w:r>
-        <w:rPr>
-          <w:rFonts w:ascii="Avenir Next" w:hAnsi="Avenir Next" w:cs="Avenir Next" w:eastAsia="Avenir Next"/>
-          <w:color w:val="1A1A1A"/>
-          <w:sz w:val="18"/>
-          <w:szCs w:val="18"/>
-        </w:rPr>
         <w:tab/>
       </w:r>
       <w:r>
         <w:rPr>
           <w:rFonts w:ascii="Avenir Next" w:hAnsi="Avenir Next" w:cs="Avenir Next" w:eastAsia="Avenir Next"/>
           <w:color w:val="1A1A1A"/>
+          <w:sz w:val="22"/>
+          <w:szCs w:val="21"/>
+        </w:rPr>
+        <w:t xml:space="preserve">The start is </w:t>
+      </w:r>
+      <w:r>
+        <w:rPr>
+          <w:rFonts w:ascii="Avenir Next" w:hAnsi="Avenir Next" w:cs="Avenir Next" w:eastAsia="Avenir Next"/>
+          <w:color w:val="1A1A1A"/>
           <w:sz w:val="21"/>
           <w:szCs w:val="21"/>
-        </w:rPr>
-        <w:t xml:space="preserve">The start is </w:t>
-      </w:r>
-      <w:r>
-        <w:rPr>
-          <w:rFonts w:ascii="Avenir Next" w:hAnsi="Avenir Next" w:cs="Avenir Next" w:eastAsia="Avenir Next"/>
-          <w:color w:val="1A1A1A"/>
-          <w:sz w:val="21"/>
-          <w:szCs w:val="21"/>
           <w:u w:val="single"/>
         </w:rPr>
         <w:t xml:space="preserve">                </w:t>
@@ -2854,7 +2873,7 @@
         <w:rPr>
           <w:rFonts w:ascii="Avenir Next" w:hAnsi="Avenir Next" w:cs="Avenir Next" w:eastAsia="Avenir Next"/>
           <w:color w:val="1A1A1A"/>
-          <w:sz w:val="21"/>
+          <w:sz w:val="22"/>
           <w:szCs w:val="21"/>
         </w:rPr>
         <w:t xml:space="preserve">.</w:t>
@@ -2866,7 +2885,7 @@
         <w:tabs>
           <w:tab w:val="left" w:pos="1300"/>
         </w:tabs>
-        <w:spacing w:before="0" w:after="24" w:line="272" w:lineRule="auto"/>
+        <w:spacing w:before="0" w:after="24" w:line="256" w:lineRule="auto"/>
         <w:ind w:left="1300" w:hanging="868"/>
       </w:pPr>
       <w:r>
@@ -2874,18 +2893,18 @@
           <w:rFonts w:ascii="Avenir Next" w:hAnsi="Avenir Next" w:cs="Avenir Next" w:eastAsia="Avenir Next"/>
           <w:b/>
           <w:color w:val="003A70"/>
+          <w:sz w:val="22"/>
+          <w:szCs w:val="18"/>
+        </w:rPr>
+        <w:t xml:space="preserve">Step 2</w:t>
+      </w:r>
+      <w:r>
+        <w:rPr>
+          <w:rFonts w:ascii="Avenir Next" w:hAnsi="Avenir Next" w:cs="Avenir Next" w:eastAsia="Avenir Next"/>
+          <w:color w:val="1A1A1A"/>
           <w:sz w:val="18"/>
           <w:szCs w:val="18"/>
         </w:rPr>
-        <w:t xml:space="preserve">Step 2</w:t>
-      </w:r>
-      <w:r>
-        <w:rPr>
-          <w:rFonts w:ascii="Avenir Next" w:hAnsi="Avenir Next" w:cs="Avenir Next" w:eastAsia="Avenir Next"/>
-          <w:color w:val="1A1A1A"/>
-          <w:sz w:val="18"/>
-          <w:szCs w:val="18"/>
-        </w:rPr>
         <w:tab/>
       </w:r>
       <w:r>
@@ -2902,7 +2921,7 @@
         <w:rPr>
           <w:rFonts w:ascii="Avenir Next" w:hAnsi="Avenir Next" w:cs="Avenir Next" w:eastAsia="Avenir Next"/>
           <w:color w:val="1A1A1A"/>
-          <w:sz w:val="21"/>
+          <w:sz w:val="22"/>
           <w:szCs w:val="21"/>
         </w:rPr>
         <w:t xml:space="preserve"> − 12</w:t>
@@ -2914,7 +2933,7 @@
         <w:tabs>
           <w:tab w:val="left" w:pos="1300"/>
         </w:tabs>
-        <w:spacing w:before="0" w:after="24" w:line="272" w:lineRule="auto"/>
+        <w:spacing w:before="0" w:after="24" w:line="256" w:lineRule="auto"/>
         <w:ind w:left="1300" w:hanging="868"/>
       </w:pPr>
       <w:r>
@@ -2922,25 +2941,25 @@
           <w:rFonts w:ascii="Avenir Next" w:hAnsi="Avenir Next" w:cs="Avenir Next" w:eastAsia="Avenir Next"/>
           <w:b/>
           <w:color w:val="003A70"/>
+          <w:sz w:val="22"/>
+          <w:szCs w:val="18"/>
+        </w:rPr>
+        <w:t xml:space="preserve">Step 3</w:t>
+      </w:r>
+      <w:r>
+        <w:rPr>
+          <w:rFonts w:ascii="Avenir Next" w:hAnsi="Avenir Next" w:cs="Avenir Next" w:eastAsia="Avenir Next"/>
+          <w:color w:val="1A1A1A"/>
           <w:sz w:val="18"/>
           <w:szCs w:val="18"/>
         </w:rPr>
-        <w:t xml:space="preserve">Step 3</w:t>
-      </w:r>
-      <w:r>
-        <w:rPr>
-          <w:rFonts w:ascii="Avenir Next" w:hAnsi="Avenir Next" w:cs="Avenir Next" w:eastAsia="Avenir Next"/>
-          <w:color w:val="1A1A1A"/>
-          <w:sz w:val="18"/>
-          <w:szCs w:val="18"/>
-        </w:rPr>
         <w:tab/>
       </w:r>
       <w:r>
         <w:rPr>
           <w:rFonts w:ascii="Avenir Next" w:hAnsi="Avenir Next" w:cs="Avenir Next" w:eastAsia="Avenir Next"/>
           <w:color w:val="1A1A1A"/>
-          <w:sz w:val="21"/>
+          <w:sz w:val="22"/>
           <w:szCs w:val="21"/>
         </w:rPr>
         <w:t xml:space="preserve">Equation: </w:t>
@@ -2967,7 +2986,7 @@
         <w:tabs>
           <w:tab w:val="left" w:pos="432"/>
         </w:tabs>
-        <w:spacing w:before="90" w:after="40" w:line="268" w:lineRule="auto"/>
+        <w:spacing w:before="90" w:after="40" w:line="254" w:lineRule="auto"/>
         <w:ind w:left="432" w:hanging="432"/>
       </w:pPr>
       <w:r>
@@ -3024,7 +3043,7 @@
         <w:tabs>
           <w:tab w:val="left" w:pos="1300"/>
         </w:tabs>
-        <w:spacing w:before="0" w:after="24" w:line="272" w:lineRule="auto"/>
+        <w:spacing w:before="0" w:after="24" w:line="256" w:lineRule="auto"/>
         <w:ind w:left="1300" w:hanging="868"/>
       </w:pPr>
       <w:r>
@@ -3032,35 +3051,35 @@
           <w:rFonts w:ascii="Avenir Next" w:hAnsi="Avenir Next" w:cs="Avenir Next" w:eastAsia="Avenir Next"/>
           <w:b/>
           <w:color w:val="003A70"/>
+          <w:sz w:val="22"/>
+          <w:szCs w:val="18"/>
+        </w:rPr>
+        <w:t xml:space="preserve">Step 1</w:t>
+      </w:r>
+      <w:r>
+        <w:rPr>
+          <w:rFonts w:ascii="Avenir Next" w:hAnsi="Avenir Next" w:cs="Avenir Next" w:eastAsia="Avenir Next"/>
+          <w:color w:val="1A1A1A"/>
           <w:sz w:val="18"/>
           <w:szCs w:val="18"/>
         </w:rPr>
-        <w:t xml:space="preserve">Step 1</w:t>
-      </w:r>
-      <w:r>
-        <w:rPr>
-          <w:rFonts w:ascii="Avenir Next" w:hAnsi="Avenir Next" w:cs="Avenir Next" w:eastAsia="Avenir Next"/>
-          <w:color w:val="1A1A1A"/>
-          <w:sz w:val="18"/>
-          <w:szCs w:val="18"/>
-        </w:rPr>
         <w:tab/>
       </w:r>
       <w:r>
         <w:rPr>
           <w:rFonts w:ascii="Avenir Next" w:hAnsi="Avenir Next" w:cs="Avenir Next" w:eastAsia="Avenir Next"/>
           <w:color w:val="1A1A1A"/>
+          <w:sz w:val="22"/>
+          <w:szCs w:val="21"/>
+        </w:rPr>
+        <w:t xml:space="preserve">The start is </w:t>
+      </w:r>
+      <w:r>
+        <w:rPr>
+          <w:rFonts w:ascii="Avenir Next" w:hAnsi="Avenir Next" w:cs="Avenir Next" w:eastAsia="Avenir Next"/>
+          <w:color w:val="1A1A1A"/>
           <w:sz w:val="21"/>
           <w:szCs w:val="21"/>
-        </w:rPr>
-        <w:t xml:space="preserve">The start is </w:t>
-      </w:r>
-      <w:r>
-        <w:rPr>
-          <w:rFonts w:ascii="Avenir Next" w:hAnsi="Avenir Next" w:cs="Avenir Next" w:eastAsia="Avenir Next"/>
-          <w:color w:val="1A1A1A"/>
-          <w:sz w:val="21"/>
-          <w:szCs w:val="21"/>
           <w:u w:val="single"/>
         </w:rPr>
         <w:t xml:space="preserve">                </w:t>
@@ -3069,7 +3088,7 @@
         <w:rPr>
           <w:rFonts w:ascii="Avenir Next" w:hAnsi="Avenir Next" w:cs="Avenir Next" w:eastAsia="Avenir Next"/>
           <w:color w:val="1A1A1A"/>
-          <w:sz w:val="21"/>
+          <w:sz w:val="22"/>
           <w:szCs w:val="21"/>
         </w:rPr>
         <w:t xml:space="preserve">.</w:t>
@@ -3081,7 +3100,7 @@
         <w:tabs>
           <w:tab w:val="left" w:pos="1300"/>
         </w:tabs>
-        <w:spacing w:before="0" w:after="24" w:line="272" w:lineRule="auto"/>
+        <w:spacing w:before="0" w:after="24" w:line="256" w:lineRule="auto"/>
         <w:ind w:left="1300" w:hanging="868"/>
       </w:pPr>
       <w:r>
@@ -3089,18 +3108,18 @@
           <w:rFonts w:ascii="Avenir Next" w:hAnsi="Avenir Next" w:cs="Avenir Next" w:eastAsia="Avenir Next"/>
           <w:b/>
           <w:color w:val="003A70"/>
+          <w:sz w:val="22"/>
+          <w:szCs w:val="18"/>
+        </w:rPr>
+        <w:t xml:space="preserve">Step 2</w:t>
+      </w:r>
+      <w:r>
+        <w:rPr>
+          <w:rFonts w:ascii="Avenir Next" w:hAnsi="Avenir Next" w:cs="Avenir Next" w:eastAsia="Avenir Next"/>
+          <w:color w:val="1A1A1A"/>
           <w:sz w:val="18"/>
           <w:szCs w:val="18"/>
         </w:rPr>
-        <w:t xml:space="preserve">Step 2</w:t>
-      </w:r>
-      <w:r>
-        <w:rPr>
-          <w:rFonts w:ascii="Avenir Next" w:hAnsi="Avenir Next" w:cs="Avenir Next" w:eastAsia="Avenir Next"/>
-          <w:color w:val="1A1A1A"/>
-          <w:sz w:val="18"/>
-          <w:szCs w:val="18"/>
-        </w:rPr>
         <w:tab/>
       </w:r>
       <w:r>
@@ -3117,7 +3136,7 @@
         <w:rPr>
           <w:rFonts w:ascii="Avenir Next" w:hAnsi="Avenir Next" w:cs="Avenir Next" w:eastAsia="Avenir Next"/>
           <w:color w:val="1A1A1A"/>
-          <w:sz w:val="21"/>
+          <w:sz w:val="22"/>
           <w:szCs w:val="21"/>
         </w:rPr>
         <w:t xml:space="preserve"> − 45</w:t>
@@ -3129,7 +3148,7 @@
         <w:tabs>
           <w:tab w:val="left" w:pos="1300"/>
         </w:tabs>
-        <w:spacing w:before="0" w:after="24" w:line="272" w:lineRule="auto"/>
+        <w:spacing w:before="0" w:after="24" w:line="256" w:lineRule="auto"/>
         <w:ind w:left="1300" w:hanging="868"/>
       </w:pPr>
       <w:r>
@@ -3137,35 +3156,35 @@
           <w:rFonts w:ascii="Avenir Next" w:hAnsi="Avenir Next" w:cs="Avenir Next" w:eastAsia="Avenir Next"/>
           <w:b/>
           <w:color w:val="003A70"/>
+          <w:sz w:val="22"/>
+          <w:szCs w:val="18"/>
+        </w:rPr>
+        <w:t xml:space="preserve">Step 3</w:t>
+      </w:r>
+      <w:r>
+        <w:rPr>
+          <w:rFonts w:ascii="Avenir Next" w:hAnsi="Avenir Next" w:cs="Avenir Next" w:eastAsia="Avenir Next"/>
+          <w:color w:val="1A1A1A"/>
           <w:sz w:val="18"/>
           <w:szCs w:val="18"/>
         </w:rPr>
-        <w:t xml:space="preserve">Step 3</w:t>
-      </w:r>
-      <w:r>
-        <w:rPr>
-          <w:rFonts w:ascii="Avenir Next" w:hAnsi="Avenir Next" w:cs="Avenir Next" w:eastAsia="Avenir Next"/>
-          <w:color w:val="1A1A1A"/>
-          <w:sz w:val="18"/>
-          <w:szCs w:val="18"/>
-        </w:rPr>
         <w:tab/>
       </w:r>
       <w:r>
         <w:rPr>
           <w:rFonts w:ascii="Avenir Next" w:hAnsi="Avenir Next" w:cs="Avenir Next" w:eastAsia="Avenir Next"/>
           <w:color w:val="1A1A1A"/>
+          <w:sz w:val="22"/>
+          <w:szCs w:val="21"/>
+        </w:rPr>
+        <w:t xml:space="preserve">Equation: </w:t>
+      </w:r>
+      <w:r>
+        <w:rPr>
+          <w:rFonts w:ascii="Avenir Next" w:hAnsi="Avenir Next" w:cs="Avenir Next" w:eastAsia="Avenir Next"/>
+          <w:color w:val="1A1A1A"/>
           <w:sz w:val="21"/>
           <w:szCs w:val="21"/>
-        </w:rPr>
-        <w:t xml:space="preserve">Equation: </w:t>
-      </w:r>
-      <w:r>
-        <w:rPr>
-          <w:rFonts w:ascii="Avenir Next" w:hAnsi="Avenir Next" w:cs="Avenir Next" w:eastAsia="Avenir Next"/>
-          <w:color w:val="1A1A1A"/>
-          <w:sz w:val="21"/>
-          <w:szCs w:val="21"/>
           <w:u w:val="single"/>
         </w:rPr>
         <w:t xml:space="preserve">                </w:t>
@@ -3178,6 +3197,7 @@
     </w:p>
     <w:p>
       <w:pPr>
+        <w:pStyle w:val="Heading2"/>
         <w:keepNext/>
         <w:pBdr>
           <w:bottom w:val="single" w:sz="8" w:space="3" w:color="003A70"/>
@@ -3193,7 +3213,7 @@
           <w:b/>
           <w:color w:val="003A70"/>
           <w:spacing w:val="14"/>
-          <w:sz w:val="19"/>
+          <w:sz w:val="22"/>
           <w:szCs w:val="19"/>
         </w:rPr>
         <w:t xml:space="preserve">YOUR TURN</w:t>
@@ -3212,7 +3232,7 @@
           <w:rFonts w:ascii="Avenir Next" w:hAnsi="Avenir Next" w:cs="Avenir Next" w:eastAsia="Avenir Next"/>
           <w:i/>
           <w:color w:val="5A5F66"/>
-          <w:sz w:val="17"/>
+          <w:sz w:val="22"/>
           <w:szCs w:val="17"/>
         </w:rPr>
         <w:t xml:space="preserve">use the steps on your own</w:t>
@@ -3262,7 +3282,7 @@
               <w:tabs>
                 <w:tab w:val="left" w:pos="432"/>
               </w:tabs>
-              <w:spacing w:before="90" w:after="40" w:line="268" w:lineRule="auto"/>
+              <w:spacing w:before="90" w:after="40" w:line="254" w:lineRule="auto"/>
               <w:ind w:left="432" w:hanging="432"/>
             </w:pPr>
             <w:r>
@@ -3335,7 +3355,7 @@
                     <w:tabs>
                       <w:tab w:val="left" w:pos="340"/>
                     </w:tabs>
-                    <w:spacing w:before="0" w:after="0" w:line="276" w:lineRule="auto"/>
+                    <w:spacing w:before="0" w:after="0" w:line="258" w:lineRule="auto"/>
                     <w:ind w:left="340" w:hanging="340"/>
                   </w:pPr>
                   <w:r>
@@ -3393,7 +3413,7 @@
                       <w:szCs w:val="22"/>
                       <w:u w:val="single"/>
                     </w:rPr>
-                    <w:t xml:space="preserve">        </w:t>
+                    <w:t xml:space="preserve">            </w:t>
                   </w:r>
                 </w:p>
               </w:tc>
@@ -3407,7 +3427,7 @@
                     <w:tabs>
                       <w:tab w:val="left" w:pos="340"/>
                     </w:tabs>
-                    <w:spacing w:before="0" w:after="0" w:line="276" w:lineRule="auto"/>
+                    <w:spacing w:before="0" w:after="0" w:line="258" w:lineRule="auto"/>
                     <w:ind w:left="340" w:hanging="340"/>
                   </w:pPr>
                   <w:r>
@@ -3465,7 +3485,7 @@
                       <w:szCs w:val="22"/>
                       <w:u w:val="single"/>
                     </w:rPr>
-                    <w:t xml:space="preserve">        </w:t>
+                    <w:t xml:space="preserve">            </w:t>
                   </w:r>
                 </w:p>
               </w:tc>
@@ -3485,7 +3505,7 @@
                     <w:tabs>
                       <w:tab w:val="left" w:pos="340"/>
                     </w:tabs>
-                    <w:spacing w:before="0" w:after="0" w:line="276" w:lineRule="auto"/>
+                    <w:spacing w:before="0" w:after="0" w:line="258" w:lineRule="auto"/>
                     <w:ind w:left="340" w:hanging="340"/>
                   </w:pPr>
                   <w:r>
@@ -3543,7 +3563,7 @@
                       <w:szCs w:val="22"/>
                       <w:u w:val="single"/>
                     </w:rPr>
-                    <w:t xml:space="preserve">        </w:t>
+                    <w:t xml:space="preserve">            </w:t>
                   </w:r>
                 </w:p>
               </w:tc>
@@ -3557,7 +3577,7 @@
                     <w:tabs>
                       <w:tab w:val="left" w:pos="340"/>
                     </w:tabs>
-                    <w:spacing w:before="0" w:after="0" w:line="276" w:lineRule="auto"/>
+                    <w:spacing w:before="0" w:after="0" w:line="258" w:lineRule="auto"/>
                     <w:ind w:left="340" w:hanging="340"/>
                   </w:pPr>
                   <w:r>
@@ -3615,7 +3635,7 @@
                       <w:szCs w:val="22"/>
                       <w:u w:val="single"/>
                     </w:rPr>
-                    <w:t xml:space="preserve">        </w:t>
+                    <w:t xml:space="preserve">            </w:t>
                   </w:r>
                 </w:p>
               </w:tc>
@@ -3636,6 +3656,7 @@
     </w:p>
     <w:p>
       <w:pPr>
+        <w:pStyle w:val="Heading2"/>
         <w:keepNext/>
         <w:pBdr>
           <w:bottom w:val="single" w:sz="8" w:space="3" w:color="003A70"/>
@@ -3651,7 +3672,7 @@
           <w:b/>
           <w:color w:val="003A70"/>
           <w:spacing w:val="14"/>
-          <w:sz w:val="19"/>
+          <w:sz w:val="22"/>
           <w:szCs w:val="19"/>
         </w:rPr>
         <w:t xml:space="preserve">READY CHECK</w:t>
@@ -3670,7 +3691,7 @@
           <w:rFonts w:ascii="Avenir Next" w:hAnsi="Avenir Next" w:cs="Avenir Next" w:eastAsia="Avenir Next"/>
           <w:i/>
           <w:color w:val="5A5F66"/>
-          <w:sz w:val="17"/>
+          <w:sz w:val="22"/>
           <w:szCs w:val="17"/>
         </w:rPr>
         <w:t xml:space="preserve">a problem like the one in today’s lesson</w:t>
@@ -3720,7 +3741,7 @@
               <w:tabs>
                 <w:tab w:val="left" w:pos="432"/>
               </w:tabs>
-              <w:spacing w:before="90" w:after="40" w:line="268" w:lineRule="auto"/>
+              <w:spacing w:before="90" w:after="40" w:line="254" w:lineRule="auto"/>
               <w:ind w:left="432" w:hanging="432"/>
             </w:pPr>
             <w:r>
@@ -3813,7 +3834,7 @@
                     <w:tabs>
                       <w:tab w:val="left" w:pos="340"/>
                     </w:tabs>
-                    <w:spacing w:before="0" w:after="0" w:line="264" w:lineRule="auto"/>
+                    <w:spacing w:before="0" w:after="0" w:line="252" w:lineRule="auto"/>
                     <w:ind w:left="340" w:hanging="340"/>
                   </w:pPr>
                   <w:r>
@@ -3821,35 +3842,35 @@
                       <w:rFonts w:ascii="Avenir Next" w:hAnsi="Avenir Next" w:cs="Avenir Next" w:eastAsia="Avenir Next"/>
                       <w:b/>
                       <w:color w:val="003A70"/>
+                      <w:sz w:val="22"/>
+                      <w:szCs w:val="21"/>
+                    </w:rPr>
+                    <w:t xml:space="preserve">A</w:t>
+                  </w:r>
+                  <w:r>
+                    <w:rPr>
+                      <w:rFonts w:ascii="Avenir Next" w:hAnsi="Avenir Next" w:cs="Avenir Next" w:eastAsia="Avenir Next"/>
+                      <w:color w:val="1A1A1A"/>
                       <w:sz w:val="21"/>
                       <w:szCs w:val="21"/>
                     </w:rPr>
-                    <w:t xml:space="preserve">A</w:t>
-                  </w:r>
-                  <w:r>
-                    <w:rPr>
-                      <w:rFonts w:ascii="Avenir Next" w:hAnsi="Avenir Next" w:cs="Avenir Next" w:eastAsia="Avenir Next"/>
-                      <w:color w:val="1A1A1A"/>
-                      <w:sz w:val="21"/>
+                    <w:tab/>
+                  </w:r>
+                  <w:r>
+                    <w:rPr>
+                      <w:rFonts w:ascii="Avenir Next" w:hAnsi="Avenir Next" w:cs="Avenir Next" w:eastAsia="Avenir Next"/>
+                      <w:i/>
+                      <w:color w:val="1A1A1A"/>
+                      <w:sz w:val="22"/>
                       <w:szCs w:val="21"/>
                     </w:rPr>
-                    <w:tab/>
-                  </w:r>
-                  <w:r>
-                    <w:rPr>
-                      <w:rFonts w:ascii="Avenir Next" w:hAnsi="Avenir Next" w:cs="Avenir Next" w:eastAsia="Avenir Next"/>
-                      <w:i/>
-                      <w:color w:val="1A1A1A"/>
-                      <w:sz w:val="21"/>
-                      <w:szCs w:val="21"/>
-                    </w:rPr>
                     <w:t xml:space="preserve">a</w:t>
                   </w:r>
                   <w:r>
                     <w:rPr>
                       <w:rFonts w:ascii="Avenir Next" w:hAnsi="Avenir Next" w:cs="Avenir Next" w:eastAsia="Avenir Next"/>
                       <w:color w:val="1A1A1A"/>
-                      <w:sz w:val="21"/>
+                      <w:sz w:val="22"/>
                       <w:szCs w:val="21"/>
                     </w:rPr>
                     <w:t xml:space="preserve"> + 60 = 25</w:t>
@@ -3866,7 +3887,7 @@
                     <w:tabs>
                       <w:tab w:val="left" w:pos="340"/>
                     </w:tabs>
-                    <w:spacing w:before="0" w:after="0" w:line="264" w:lineRule="auto"/>
+                    <w:spacing w:before="0" w:after="0" w:line="252" w:lineRule="auto"/>
                     <w:ind w:left="340" w:hanging="340"/>
                   </w:pPr>
                   <w:r>
@@ -3874,35 +3895,35 @@
                       <w:rFonts w:ascii="Avenir Next" w:hAnsi="Avenir Next" w:cs="Avenir Next" w:eastAsia="Avenir Next"/>
                       <w:b/>
                       <w:color w:val="003A70"/>
+                      <w:sz w:val="22"/>
+                      <w:szCs w:val="21"/>
+                    </w:rPr>
+                    <w:t xml:space="preserve">B</w:t>
+                  </w:r>
+                  <w:r>
+                    <w:rPr>
+                      <w:rFonts w:ascii="Avenir Next" w:hAnsi="Avenir Next" w:cs="Avenir Next" w:eastAsia="Avenir Next"/>
+                      <w:color w:val="1A1A1A"/>
                       <w:sz w:val="21"/>
                       <w:szCs w:val="21"/>
                     </w:rPr>
-                    <w:t xml:space="preserve">B</w:t>
-                  </w:r>
-                  <w:r>
-                    <w:rPr>
-                      <w:rFonts w:ascii="Avenir Next" w:hAnsi="Avenir Next" w:cs="Avenir Next" w:eastAsia="Avenir Next"/>
-                      <w:color w:val="1A1A1A"/>
-                      <w:sz w:val="21"/>
+                    <w:tab/>
+                  </w:r>
+                  <w:r>
+                    <w:rPr>
+                      <w:rFonts w:ascii="Avenir Next" w:hAnsi="Avenir Next" w:cs="Avenir Next" w:eastAsia="Avenir Next"/>
+                      <w:i/>
+                      <w:color w:val="1A1A1A"/>
+                      <w:sz w:val="22"/>
                       <w:szCs w:val="21"/>
                     </w:rPr>
-                    <w:tab/>
-                  </w:r>
-                  <w:r>
-                    <w:rPr>
-                      <w:rFonts w:ascii="Avenir Next" w:hAnsi="Avenir Next" w:cs="Avenir Next" w:eastAsia="Avenir Next"/>
-                      <w:i/>
-                      <w:color w:val="1A1A1A"/>
-                      <w:sz w:val="21"/>
-                      <w:szCs w:val="21"/>
-                    </w:rPr>
                     <w:t xml:space="preserve">a</w:t>
                   </w:r>
                   <w:r>
                     <w:rPr>
                       <w:rFonts w:ascii="Avenir Next" w:hAnsi="Avenir Next" w:cs="Avenir Next" w:eastAsia="Avenir Next"/>
                       <w:color w:val="1A1A1A"/>
-                      <w:sz w:val="21"/>
+                      <w:sz w:val="22"/>
                       <w:szCs w:val="21"/>
                     </w:rPr>
                     <w:t xml:space="preserve"> − 60 = 25</w:t>
@@ -3919,7 +3940,7 @@
                     <w:tabs>
                       <w:tab w:val="left" w:pos="340"/>
                     </w:tabs>
-                    <w:spacing w:before="0" w:after="0" w:line="264" w:lineRule="auto"/>
+                    <w:spacing w:before="0" w:after="0" w:line="252" w:lineRule="auto"/>
                     <w:ind w:left="340" w:hanging="340"/>
                   </w:pPr>
                   <w:r>
@@ -3927,44 +3948,44 @@
                       <w:rFonts w:ascii="Avenir Next" w:hAnsi="Avenir Next" w:cs="Avenir Next" w:eastAsia="Avenir Next"/>
                       <w:b/>
                       <w:color w:val="003A70"/>
+                      <w:sz w:val="22"/>
+                      <w:szCs w:val="21"/>
+                    </w:rPr>
+                    <w:t xml:space="preserve">C</w:t>
+                  </w:r>
+                  <w:r>
+                    <w:rPr>
+                      <w:rFonts w:ascii="Avenir Next" w:hAnsi="Avenir Next" w:cs="Avenir Next" w:eastAsia="Avenir Next"/>
+                      <w:color w:val="1A1A1A"/>
                       <w:sz w:val="21"/>
                       <w:szCs w:val="21"/>
                     </w:rPr>
-                    <w:t xml:space="preserve">C</w:t>
-                  </w:r>
-                  <w:r>
-                    <w:rPr>
-                      <w:rFonts w:ascii="Avenir Next" w:hAnsi="Avenir Next" w:cs="Avenir Next" w:eastAsia="Avenir Next"/>
-                      <w:color w:val="1A1A1A"/>
-                      <w:sz w:val="21"/>
+                    <w:tab/>
+                  </w:r>
+                  <w:r>
+                    <w:rPr>
+                      <w:rFonts w:ascii="Avenir Next" w:hAnsi="Avenir Next" w:cs="Avenir Next" w:eastAsia="Avenir Next"/>
+                      <w:color w:val="1A1A1A"/>
+                      <w:sz w:val="22"/>
                       <w:szCs w:val="21"/>
                     </w:rPr>
-                    <w:tab/>
-                  </w:r>
-                  <w:r>
-                    <w:rPr>
-                      <w:rFonts w:ascii="Avenir Next" w:hAnsi="Avenir Next" w:cs="Avenir Next" w:eastAsia="Avenir Next"/>
-                      <w:color w:val="1A1A1A"/>
-                      <w:sz w:val="21"/>
+                    <w:t xml:space="preserve">60 − </w:t>
+                  </w:r>
+                  <w:r>
+                    <w:rPr>
+                      <w:rFonts w:ascii="Avenir Next" w:hAnsi="Avenir Next" w:cs="Avenir Next" w:eastAsia="Avenir Next"/>
+                      <w:i/>
+                      <w:color w:val="1A1A1A"/>
+                      <w:sz w:val="22"/>
                       <w:szCs w:val="21"/>
                     </w:rPr>
-                    <w:t xml:space="preserve">60 − </w:t>
-                  </w:r>
-                  <w:r>
-                    <w:rPr>
-                      <w:rFonts w:ascii="Avenir Next" w:hAnsi="Avenir Next" w:cs="Avenir Next" w:eastAsia="Avenir Next"/>
-                      <w:i/>
-                      <w:color w:val="1A1A1A"/>
-                      <w:sz w:val="21"/>
-                      <w:szCs w:val="21"/>
-                    </w:rPr>
                     <w:t xml:space="preserve">a</w:t>
                   </w:r>
                   <w:r>
                     <w:rPr>
                       <w:rFonts w:ascii="Avenir Next" w:hAnsi="Avenir Next" w:cs="Avenir Next" w:eastAsia="Avenir Next"/>
                       <w:color w:val="1A1A1A"/>
-                      <w:sz w:val="21"/>
+                      <w:sz w:val="22"/>
                       <w:szCs w:val="21"/>
                     </w:rPr>
                     <w:t xml:space="preserve"> = 25</w:t>
@@ -3981,7 +4002,7 @@
                     <w:tabs>
                       <w:tab w:val="left" w:pos="340"/>
                     </w:tabs>
-                    <w:spacing w:before="0" w:after="0" w:line="264" w:lineRule="auto"/>
+                    <w:spacing w:before="0" w:after="0" w:line="252" w:lineRule="auto"/>
                     <w:ind w:left="340" w:hanging="340"/>
                   </w:pPr>
                   <w:r>
@@ -3989,27 +4010,27 @@
                       <w:rFonts w:ascii="Avenir Next" w:hAnsi="Avenir Next" w:cs="Avenir Next" w:eastAsia="Avenir Next"/>
                       <w:b/>
                       <w:color w:val="003A70"/>
+                      <w:sz w:val="22"/>
+                      <w:szCs w:val="21"/>
+                    </w:rPr>
+                    <w:t xml:space="preserve">D</w:t>
+                  </w:r>
+                  <w:r>
+                    <w:rPr>
+                      <w:rFonts w:ascii="Avenir Next" w:hAnsi="Avenir Next" w:cs="Avenir Next" w:eastAsia="Avenir Next"/>
+                      <w:color w:val="1A1A1A"/>
                       <w:sz w:val="21"/>
                       <w:szCs w:val="21"/>
                     </w:rPr>
-                    <w:t xml:space="preserve">D</w:t>
-                  </w:r>
-                  <w:r>
-                    <w:rPr>
-                      <w:rFonts w:ascii="Avenir Next" w:hAnsi="Avenir Next" w:cs="Avenir Next" w:eastAsia="Avenir Next"/>
-                      <w:color w:val="1A1A1A"/>
-                      <w:sz w:val="21"/>
+                    <w:tab/>
+                  </w:r>
+                  <w:r>
+                    <w:rPr>
+                      <w:rFonts w:ascii="Avenir Next" w:hAnsi="Avenir Next" w:cs="Avenir Next" w:eastAsia="Avenir Next"/>
+                      <w:color w:val="1A1A1A"/>
+                      <w:sz w:val="22"/>
                       <w:szCs w:val="21"/>
                     </w:rPr>
-                    <w:tab/>
-                  </w:r>
-                  <w:r>
-                    <w:rPr>
-                      <w:rFonts w:ascii="Avenir Next" w:hAnsi="Avenir Next" w:cs="Avenir Next" w:eastAsia="Avenir Next"/>
-                      <w:color w:val="1A1A1A"/>
-                      <w:sz w:val="21"/>
-                      <w:szCs w:val="21"/>
-                    </w:rPr>
                     <w:t xml:space="preserve">25 − 60 = </w:t>
                   </w:r>
                   <w:r>
@@ -4017,7 +4038,7 @@
                       <w:rFonts w:ascii="Avenir Next" w:hAnsi="Avenir Next" w:cs="Avenir Next" w:eastAsia="Avenir Next"/>
                       <w:i/>
                       <w:color w:val="1A1A1A"/>
-                      <w:sz w:val="21"/>
+                      <w:sz w:val="22"/>
                       <w:szCs w:val="21"/>
                     </w:rPr>
                     <w:t xml:space="preserve">a</w:t>
@@ -4066,19 +4087,42 @@
         <w:tblLook w:val="0000" w:firstRow="0" w:lastRow="0" w:firstColumn="0" w:lastColumn="0" w:noHBand="1" w:noVBand="1"/>
       </w:tblPr>
       <w:tblGrid>
-        <w:gridCol w:w="2000"/>
-        <w:gridCol w:w="2300"/>
-        <w:gridCol w:w="2100"/>
-        <w:gridCol w:w="3104"/>
+        <w:gridCol w:w="1750"/>
+        <w:gridCol w:w="2500"/>
+        <w:gridCol w:w="2200"/>
+        <w:gridCol w:w="3054"/>
       </w:tblGrid>
       <w:tr>
         <w:trPr>
           <w:cantSplit/>
-          <w:trHeight w:val="320" w:hRule="atLeast"/>
+          <w:trHeight w:val="300" w:hRule="atLeast"/>
         </w:trPr>
         <w:tc>
           <w:tcPr>
-            <w:tcW w:w="2000" w:type="dxa"/>
+            <w:tcW w:w="1750" w:type="dxa"/>
+            <w:vAlign w:val="center"/>
+          </w:tcPr>
+          <w:p>
+            <w:pPr>
+              <w:pStyle w:val="Heading2"/>
+              <w:spacing w:before="0" w:after="0" w:line="240" w:lineRule="auto"/>
+            </w:pPr>
+            <w:r>
+              <w:rPr>
+                <w:rFonts w:ascii="Avenir Next" w:hAnsi="Avenir Next" w:cs="Avenir Next" w:eastAsia="Avenir Next"/>
+                <w:b/>
+                <w:color w:val="003A70"/>
+                <w:spacing w:val="12"/>
+                <w:sz w:val="15"/>
+                <w:szCs w:val="15"/>
+              </w:rPr>
+              <w:t xml:space="preserve">CHECK YOURSELF</w:t>
+            </w:r>
+          </w:p>
+        </w:tc>
+        <w:tc>
+          <w:tcPr>
+            <w:tcW w:w="2500" w:type="dxa"/>
             <w:vAlign w:val="center"/>
           </w:tcPr>
           <w:p>
@@ -4087,20 +4131,27 @@
             </w:pPr>
             <w:r>
               <w:rPr>
-                <w:rFonts w:ascii="Avenir Next" w:hAnsi="Avenir Next" w:cs="Avenir Next" w:eastAsia="Avenir Next"/>
-                <w:b/>
-                <w:color w:val="003A70"/>
-                <w:spacing w:val="12"/>
-                <w:sz w:val="15"/>
-                <w:szCs w:val="15"/>
-              </w:rPr>
-              <w:t xml:space="preserve">CHECK YOURSELF</w:t>
+                <w:rFonts w:ascii="Arial" w:hAnsi="Arial" w:cs="Arial" w:eastAsia="Arial"/>
+                <w:color w:val="1A1A1A"/>
+                <w:sz w:val="20"/>
+                <w:szCs w:val="20"/>
+              </w:rPr>
+              <w:t xml:space="preserve">□</w:t>
+            </w:r>
+            <w:r>
+              <w:rPr>
+                <w:rFonts w:ascii="Avenir Next" w:hAnsi="Avenir Next" w:cs="Avenir Next" w:eastAsia="Avenir Next"/>
+                <w:color w:val="1A1A1A"/>
+                <w:sz w:val="17"/>
+                <w:szCs w:val="17"/>
+              </w:rPr>
+              <w:t xml:space="preserve">  I can do this on my own</w:t>
             </w:r>
           </w:p>
         </w:tc>
         <w:tc>
           <w:tcPr>
-            <w:tcW w:w="2300" w:type="dxa"/>
+            <w:tcW w:w="2200" w:type="dxa"/>
             <w:vAlign w:val="center"/>
           </w:tcPr>
           <w:p>
@@ -4111,8 +4162,8 @@
               <w:rPr>
                 <w:rFonts w:ascii="Arial" w:hAnsi="Arial" w:cs="Arial" w:eastAsia="Arial"/>
                 <w:color w:val="1A1A1A"/>
-                <w:sz w:val="24"/>
-                <w:szCs w:val="24"/>
+                <w:sz w:val="20"/>
+                <w:szCs w:val="20"/>
               </w:rPr>
               <w:t xml:space="preserve">□</w:t>
             </w:r>
@@ -4123,13 +4174,13 @@
                 <w:sz w:val="17"/>
                 <w:szCs w:val="17"/>
               </w:rPr>
-              <w:t xml:space="preserve">  I can do this on my own</w:t>
+              <w:t xml:space="preserve">  I need a little help</w:t>
             </w:r>
           </w:p>
         </w:tc>
         <w:tc>
           <w:tcPr>
-            <w:tcW w:w="2100" w:type="dxa"/>
+            <w:tcW w:w="3054" w:type="dxa"/>
             <w:vAlign w:val="center"/>
           </w:tcPr>
           <w:p>
@@ -4140,37 +4191,8 @@
               <w:rPr>
                 <w:rFonts w:ascii="Arial" w:hAnsi="Arial" w:cs="Arial" w:eastAsia="Arial"/>
                 <w:color w:val="1A1A1A"/>
-                <w:sz w:val="24"/>
-                <w:szCs w:val="24"/>
-              </w:rPr>
-              <w:t xml:space="preserve">□</w:t>
-            </w:r>
-            <w:r>
-              <w:rPr>
-                <w:rFonts w:ascii="Avenir Next" w:hAnsi="Avenir Next" w:cs="Avenir Next" w:eastAsia="Avenir Next"/>
-                <w:color w:val="1A1A1A"/>
-                <w:sz w:val="17"/>
-                <w:szCs w:val="17"/>
-              </w:rPr>
-              <w:t xml:space="preserve">  I need a little help</w:t>
-            </w:r>
-          </w:p>
-        </w:tc>
-        <w:tc>
-          <w:tcPr>
-            <w:tcW w:w="3104" w:type="dxa"/>
-            <w:vAlign w:val="center"/>
-          </w:tcPr>
-          <w:p>
-            <w:pPr>
-              <w:spacing w:before="0" w:after="0" w:line="240" w:lineRule="auto"/>
-            </w:pPr>
-            <w:r>
-              <w:rPr>
-                <w:rFonts w:ascii="Arial" w:hAnsi="Arial" w:cs="Arial" w:eastAsia="Arial"/>
-                <w:color w:val="1A1A1A"/>
-                <w:sz w:val="24"/>
-                <w:szCs w:val="24"/>
+                <w:sz w:val="20"/>
+                <w:szCs w:val="20"/>
               </w:rPr>
               <w:t xml:space="preserve">□</w:t>
             </w:r>
@@ -4205,7 +4227,7 @@
     <w:sectPr>
       <w:footerReference w:type="default" r:id="rIdFooter1"/>
       <w:pgSz w:w="12240" w:h="15840"/>
-      <w:pgMar w:top="893" w:right="1224" w:bottom="835" w:left="1512" w:header="432" w:footer="432" w:gutter="0"/>
+      <w:pgMar w:top="780" w:right="1224" w:bottom="760" w:left="1512" w:header="432" w:footer="432" w:gutter="0"/>
       <w:cols w:space="720"/>
     </w:sectPr>
   </w:body>
@@ -4285,7 +4307,106 @@
               <w:sz w:val="15"/>
               <w:szCs w:val="15"/>
             </w:rPr>
-            <w:t xml:space="preserve">Lesson 8-2  ·  Session 2  ·  Prerequisite Practice B</w:t>
+            <w:t xml:space="preserve">8-2 · Page </w:t>
+          </w:r>
+          <w:r>
+            <w:rPr>
+              <w:rFonts w:ascii="Avenir Next" w:hAnsi="Avenir Next" w:cs="Avenir Next" w:eastAsia="Avenir Next"/>
+              <w:color w:val="5A5F66"/>
+              <w:sz w:val="15"/>
+              <w:szCs w:val="15"/>
+            </w:rPr>
+            <w:fldChar w:fldCharType="begin"/>
+          </w:r>
+          <w:r>
+            <w:rPr>
+              <w:rFonts w:ascii="Avenir Next" w:hAnsi="Avenir Next" w:cs="Avenir Next" w:eastAsia="Avenir Next"/>
+              <w:color w:val="5A5F66"/>
+              <w:sz w:val="15"/>
+              <w:szCs w:val="15"/>
+            </w:rPr>
+            <w:instrText xml:space="preserve"> PAGE </w:instrText>
+          </w:r>
+          <w:r>
+            <w:rPr>
+              <w:rFonts w:ascii="Avenir Next" w:hAnsi="Avenir Next" w:cs="Avenir Next" w:eastAsia="Avenir Next"/>
+              <w:color w:val="5A5F66"/>
+              <w:sz w:val="15"/>
+              <w:szCs w:val="15"/>
+            </w:rPr>
+            <w:fldChar w:fldCharType="separate"/>
+          </w:r>
+          <w:r>
+            <w:rPr>
+              <w:rFonts w:ascii="Avenir Next" w:hAnsi="Avenir Next" w:cs="Avenir Next" w:eastAsia="Avenir Next"/>
+              <w:color w:val="5A5F66"/>
+              <w:sz w:val="15"/>
+              <w:szCs w:val="15"/>
+            </w:rPr>
+            <w:t xml:space="preserve">1</w:t>
+          </w:r>
+          <w:r>
+            <w:rPr>
+              <w:rFonts w:ascii="Avenir Next" w:hAnsi="Avenir Next" w:cs="Avenir Next" w:eastAsia="Avenir Next"/>
+              <w:color w:val="5A5F66"/>
+              <w:sz w:val="15"/>
+              <w:szCs w:val="15"/>
+            </w:rPr>
+            <w:fldChar w:fldCharType="end"/>
+          </w:r>
+          <w:r>
+            <w:rPr>
+              <w:rFonts w:ascii="Avenir Next" w:hAnsi="Avenir Next" w:cs="Avenir Next" w:eastAsia="Avenir Next"/>
+              <w:color w:val="5A5F66"/>
+              <w:sz w:val="15"/>
+              <w:szCs w:val="15"/>
+            </w:rPr>
+            <w:t xml:space="preserve"> of </w:t>
+          </w:r>
+          <w:r>
+            <w:rPr>
+              <w:rFonts w:ascii="Avenir Next" w:hAnsi="Avenir Next" w:cs="Avenir Next" w:eastAsia="Avenir Next"/>
+              <w:color w:val="5A5F66"/>
+              <w:sz w:val="15"/>
+              <w:szCs w:val="15"/>
+            </w:rPr>
+            <w:fldChar w:fldCharType="begin"/>
+          </w:r>
+          <w:r>
+            <w:rPr>
+              <w:rFonts w:ascii="Avenir Next" w:hAnsi="Avenir Next" w:cs="Avenir Next" w:eastAsia="Avenir Next"/>
+              <w:color w:val="5A5F66"/>
+              <w:sz w:val="15"/>
+              <w:szCs w:val="15"/>
+            </w:rPr>
+            <w:instrText xml:space="preserve"> NUMPAGES </w:instrText>
+          </w:r>
+          <w:r>
+            <w:rPr>
+              <w:rFonts w:ascii="Avenir Next" w:hAnsi="Avenir Next" w:cs="Avenir Next" w:eastAsia="Avenir Next"/>
+              <w:color w:val="5A5F66"/>
+              <w:sz w:val="15"/>
+              <w:szCs w:val="15"/>
+            </w:rPr>
+            <w:fldChar w:fldCharType="separate"/>
+          </w:r>
+          <w:r>
+            <w:rPr>
+              <w:rFonts w:ascii="Avenir Next" w:hAnsi="Avenir Next" w:cs="Avenir Next" w:eastAsia="Avenir Next"/>
+              <w:color w:val="5A5F66"/>
+              <w:sz w:val="15"/>
+              <w:szCs w:val="15"/>
+            </w:rPr>
+            <w:t xml:space="preserve">1</w:t>
+          </w:r>
+          <w:r>
+            <w:rPr>
+              <w:rFonts w:ascii="Avenir Next" w:hAnsi="Avenir Next" w:cs="Avenir Next" w:eastAsia="Avenir Next"/>
+              <w:color w:val="5A5F66"/>
+              <w:sz w:val="15"/>
+              <w:szCs w:val="15"/>
+            </w:rPr>
+            <w:fldChar w:fldCharType="end"/>
           </w:r>
         </w:p>
       </w:tc>
@@ -4328,5 +4449,23 @@
       </w:tblCellMar>
     </w:tblPr>
   </w:style>
+  <w:style w:type="paragraph" w:styleId="Heading1">
+    <w:name w:val="heading 1"/>
+    <w:basedOn w:val="Normal"/>
+    <w:pPr>
+      <w:outlineLvl w:val="0"/>
+      <w:keepNext w:val="0"/>
+      <w:keepLines w:val="0"/>
+    </w:pPr>
+  </w:style>
+  <w:style w:type="paragraph" w:styleId="Heading2">
+    <w:name w:val="heading 2"/>
+    <w:basedOn w:val="Normal"/>
+    <w:pPr>
+      <w:outlineLvl w:val="1"/>
+      <w:keepNext w:val="0"/>
+      <w:keepLines w:val="0"/>
+    </w:pPr>
+  </w:style>
 </w:styles>
 </file>